--- a/docs/diagrams/Use-case detail-scenario/SS2/Usecase scenario/UC_SS2_NguyenAnhTai.docx
+++ b/docs/diagrams/Use-case detail-scenario/SS2/Usecase scenario/UC_SS2_NguyenAnhTai.docx
@@ -5,76 +5,115 @@
     <w:p>
       <w:pPr>
         <w:pStyle w:val="Heading1"/>
+        <w:spacing w:line="276" w:lineRule="auto"/>
+        <w:pStyle w:val="Title"/>
+        <w:pBdr>
+          <w:top w:val="nil"/>
+          <w:left w:val="nil"/>
+          <w:bottom w:val="nil"/>
+          <w:right w:val="nil"/>
+          <w:between w:val="nil"/>
+        </w:pBdr>
       </w:pPr>
       <w:r>
-        <w:t>ĐẶC TẢ USE CASE — PHÂN HỆ SS2</w:t>
+        <w:rPr>
+          <w:rFonts w:ascii="Liberation Serif" w:hAnsi="Liberation Serif" w:eastAsia="Liberation Serif" w:cs="Liberation Serif"/>
+        </w:rPr>
+        <w:t>Đặc tả Use Case phân hệ SS2</w:t>
       </w:r>
     </w:p>
     <w:p>
       <w:pPr>
         <w:pStyle w:val="Heading2"/>
+        <w:spacing w:line="276" w:lineRule="auto"/>
       </w:pPr>
       <w:r>
+        <w:rPr>
+          <w:rFonts w:ascii="Liberation Serif" w:hAnsi="Liberation Serif" w:eastAsia="Liberation Serif" w:cs="Liberation Serif"/>
+        </w:rPr>
         <w:t>Student EV Booking &amp; Shared Services — Quản lý &amp; Đặt xe điện dùng chung cho Sinh viên</w:t>
       </w:r>
     </w:p>
     <w:p>
       <w:pPr>
         <w:pStyle w:val="BlockQuotation"/>
+        <w:spacing w:line="276" w:lineRule="auto"/>
       </w:pPr>
       <w:r>
         <w:rPr>
           <w:b/>
+          <w:rFonts w:ascii="Liberation Serif" w:hAnsi="Liberation Serif" w:eastAsia="Liberation Serif" w:cs="Liberation Serif"/>
         </w:rPr>
         <w:t>Dự án:</w:t>
       </w:r>
       <w:r>
+        <w:rPr>
+          <w:rFonts w:ascii="Liberation Serif" w:hAnsi="Liberation Serif" w:eastAsia="Liberation Serif" w:cs="Liberation Serif"/>
+        </w:rPr>
         <w:t xml:space="preserve"> Smart E-Mobility Hub — ĐHQG-HCM </w:t>
       </w:r>
       <w:r>
         <w:rPr>
           <w:b/>
+          <w:rFonts w:ascii="Liberation Serif" w:hAnsi="Liberation Serif" w:eastAsia="Liberation Serif" w:cs="Liberation Serif"/>
         </w:rPr>
         <w:t>Phân hệ:</w:t>
       </w:r>
       <w:r>
+        <w:rPr>
+          <w:rFonts w:ascii="Liberation Serif" w:hAnsi="Liberation Serif" w:eastAsia="Liberation Serif" w:cs="Liberation Serif"/>
+        </w:rPr>
         <w:t xml:space="preserve"> SS2 — Student Personal EV Parking &amp; Charging Services </w:t>
       </w:r>
       <w:r>
         <w:rPr>
           <w:b/>
+          <w:rFonts w:ascii="Liberation Serif" w:hAnsi="Liberation Serif" w:eastAsia="Liberation Serif" w:cs="Liberation Serif"/>
         </w:rPr>
         <w:t>Tác giả:</w:t>
       </w:r>
       <w:r>
+        <w:rPr>
+          <w:rFonts w:ascii="Liberation Serif" w:hAnsi="Liberation Serif" w:eastAsia="Liberation Serif" w:cs="Liberation Serif"/>
+        </w:rPr>
         <w:t xml:space="preserve"> Nguyễn Anh Tài (TV2 — Developer / Analyst) </w:t>
       </w:r>
       <w:r>
         <w:rPr>
           <w:b/>
+          <w:rFonts w:ascii="Liberation Serif" w:hAnsi="Liberation Serif" w:eastAsia="Liberation Serif" w:cs="Liberation Serif"/>
         </w:rPr>
         <w:t>Nhóm:</w:t>
       </w:r>
       <w:r>
+        <w:rPr>
+          <w:rFonts w:ascii="Liberation Serif" w:hAnsi="Liberation Serif" w:eastAsia="Liberation Serif" w:cs="Liberation Serif"/>
+        </w:rPr>
         <w:t xml:space="preserve"> Nhóm 7 Thành viên — BTL Công nghệ Phần mềm (CO3001) — HCMUT</w:t>
       </w:r>
     </w:p>
     <w:p>
       <w:pPr>
         <w:pStyle w:val="HorizontalLine"/>
+        <w:spacing w:line="276" w:lineRule="auto"/>
       </w:pPr>
     </w:p>
     <w:p>
       <w:pPr>
         <w:pStyle w:val="Heading2"/>
+        <w:spacing w:line="276" w:lineRule="auto"/>
       </w:pPr>
       <w:r>
+        <w:rPr>
+          <w:rFonts w:ascii="Liberation Serif" w:hAnsi="Liberation Serif" w:eastAsia="Liberation Serif" w:cs="Liberation Serif"/>
+        </w:rPr>
         <w:t>USE CASE 01: Đăng ký xe EV cá nhân lên hệ thống</w:t>
       </w:r>
     </w:p>
     <w:p>
       <w:pPr>
         <w:pStyle w:val="BodyText"/>
+        <w:spacing w:line="276" w:lineRule="auto"/>
       </w:pPr>
     </w:p>
     <w:tbl>
@@ -115,6 +154,9 @@
               <w:pStyle w:val="TableHeading"/>
             </w:pPr>
             <w:r>
+              <w:rPr>
+                <w:rFonts w:ascii="Liberation Serif" w:hAnsi="Liberation Serif" w:eastAsia="Liberation Serif" w:cs="Liberation Serif"/>
+              </w:rPr>
               <w:t>Field Name</w:t>
             </w:r>
           </w:p>
@@ -136,6 +178,9 @@
               <w:pStyle w:val="TableHeading"/>
             </w:pPr>
             <w:r>
+              <w:rPr>
+                <w:rFonts w:ascii="Liberation Serif" w:hAnsi="Liberation Serif" w:eastAsia="Liberation Serif" w:cs="Liberation Serif"/>
+              </w:rPr>
               <w:t>Detail Content</w:t>
             </w:r>
           </w:p>
@@ -160,6 +205,7 @@
             <w:r>
               <w:rPr>
                 <w:rStyle w:val="Strong"/>
+                <w:rFonts w:ascii="Liberation Serif" w:hAnsi="Liberation Serif" w:eastAsia="Liberation Serif" w:cs="Liberation Serif"/>
               </w:rPr>
               <w:t>Use Case ID:</w:t>
             </w:r>
@@ -184,6 +230,7 @@
             <w:r>
               <w:rPr>
                 <w:rStyle w:val="SourceText"/>
+                <w:rFonts w:ascii="Liberation Serif" w:hAnsi="Liberation Serif" w:eastAsia="Liberation Serif" w:cs="Liberation Serif"/>
               </w:rPr>
               <w:t>UC_SS2_01</w:t>
             </w:r>
@@ -209,6 +256,7 @@
             <w:r>
               <w:rPr>
                 <w:rStyle w:val="Strong"/>
+                <w:rFonts w:ascii="Liberation Serif" w:hAnsi="Liberation Serif" w:eastAsia="Liberation Serif" w:cs="Liberation Serif"/>
               </w:rPr>
               <w:t>Use Case Name:</w:t>
             </w:r>
@@ -231,6 +279,9 @@
               <w:pStyle w:val="TableContents"/>
             </w:pPr>
             <w:r>
+              <w:rPr>
+                <w:rFonts w:ascii="Liberation Serif" w:hAnsi="Liberation Serif" w:eastAsia="Liberation Serif" w:cs="Liberation Serif"/>
+              </w:rPr>
               <w:t>UC_Dang_Ki_EV</w:t>
             </w:r>
           </w:p>
@@ -255,6 +306,7 @@
             <w:r>
               <w:rPr>
                 <w:rStyle w:val="Strong"/>
+                <w:rFonts w:ascii="Liberation Serif" w:hAnsi="Liberation Serif" w:eastAsia="Liberation Serif" w:cs="Liberation Serif"/>
               </w:rPr>
               <w:t>Created By:</w:t>
             </w:r>
@@ -276,6 +328,9 @@
               <w:pStyle w:val="TableContents"/>
             </w:pPr>
             <w:r>
+              <w:rPr>
+                <w:rFonts w:ascii="Liberation Serif" w:hAnsi="Liberation Serif" w:eastAsia="Liberation Serif" w:cs="Liberation Serif"/>
+              </w:rPr>
               <w:t>Nguyễn Anh Tài</w:t>
             </w:r>
           </w:p>
@@ -298,6 +353,7 @@
             <w:r>
               <w:rPr>
                 <w:rStyle w:val="Strong"/>
+                <w:rFonts w:ascii="Liberation Serif" w:hAnsi="Liberation Serif" w:eastAsia="Liberation Serif" w:cs="Liberation Serif"/>
               </w:rPr>
               <w:t>Last Updated By:</w:t>
             </w:r>
@@ -319,6 +375,9 @@
               <w:pStyle w:val="TableContents"/>
             </w:pPr>
             <w:r>
+              <w:rPr>
+                <w:rFonts w:ascii="Liberation Serif" w:hAnsi="Liberation Serif" w:eastAsia="Liberation Serif" w:cs="Liberation Serif"/>
+              </w:rPr>
               <w:t>Nguyễn Anh Tài</w:t>
             </w:r>
           </w:p>
@@ -343,6 +402,7 @@
             <w:r>
               <w:rPr>
                 <w:rStyle w:val="Strong"/>
+                <w:rFonts w:ascii="Liberation Serif" w:hAnsi="Liberation Serif" w:eastAsia="Liberation Serif" w:cs="Liberation Serif"/>
               </w:rPr>
               <w:t>Date Created:</w:t>
             </w:r>
@@ -364,6 +424,9 @@
               <w:pStyle w:val="TableContents"/>
             </w:pPr>
             <w:r>
+              <w:rPr>
+                <w:rFonts w:ascii="Liberation Serif" w:hAnsi="Liberation Serif" w:eastAsia="Liberation Serif" w:cs="Liberation Serif"/>
+              </w:rPr>
               <w:t>14/09/2026</w:t>
             </w:r>
           </w:p>
@@ -386,6 +449,7 @@
             <w:r>
               <w:rPr>
                 <w:rStyle w:val="Strong"/>
+                <w:rFonts w:ascii="Liberation Serif" w:hAnsi="Liberation Serif" w:eastAsia="Liberation Serif" w:cs="Liberation Serif"/>
               </w:rPr>
               <w:t>Date Last Updated:</w:t>
             </w:r>
@@ -407,6 +471,9 @@
               <w:pStyle w:val="TableContents"/>
             </w:pPr>
             <w:r>
+              <w:rPr>
+                <w:rFonts w:ascii="Liberation Serif" w:hAnsi="Liberation Serif" w:eastAsia="Liberation Serif" w:cs="Liberation Serif"/>
+              </w:rPr>
               <w:t>21/09/2026</w:t>
             </w:r>
           </w:p>
@@ -431,6 +498,7 @@
             <w:r>
               <w:rPr>
                 <w:rStyle w:val="Strong"/>
+                <w:rFonts w:ascii="Liberation Serif" w:hAnsi="Liberation Serif" w:eastAsia="Liberation Serif" w:cs="Liberation Serif"/>
               </w:rPr>
               <w:t>Actors:</w:t>
             </w:r>
@@ -455,10 +523,14 @@
             <w:r>
               <w:rPr>
                 <w:rStyle w:val="Strong"/>
+                <w:rFonts w:ascii="Liberation Serif" w:hAnsi="Liberation Serif" w:eastAsia="Liberation Serif" w:cs="Liberation Serif"/>
               </w:rPr>
               <w:t xml:space="preserve">Primary: </w:t>
             </w:r>
             <w:r>
+              <w:rPr>
+                <w:rFonts w:ascii="Liberation Serif" w:hAnsi="Liberation Serif" w:eastAsia="Liberation Serif" w:cs="Liberation Serif"/>
+              </w:rPr>
               <w:t xml:space="preserve">Sinh viên ĐHQG-HCM (Student End-User). </w:t>
             </w:r>
           </w:p>
@@ -483,6 +555,7 @@
             <w:r>
               <w:rPr>
                 <w:rStyle w:val="Strong"/>
+                <w:rFonts w:ascii="Liberation Serif" w:hAnsi="Liberation Serif" w:eastAsia="Liberation Serif" w:cs="Liberation Serif"/>
               </w:rPr>
               <w:t>Description:</w:t>
             </w:r>
@@ -505,6 +578,9 @@
               <w:pStyle w:val="TableContents"/>
             </w:pPr>
             <w:r>
+              <w:rPr>
+                <w:rFonts w:ascii="Liberation Serif" w:hAnsi="Liberation Serif" w:eastAsia="Liberation Serif" w:cs="Liberation Serif"/>
+              </w:rPr>
               <w:t xml:space="preserve">Sinh viên đăng ký thông tin xe điện cá nhân để sử dụng dịch vụ đỗ xe và sạc tại các Hub ĐHQG-HCM. </w:t>
             </w:r>
           </w:p>
@@ -529,6 +605,7 @@
             <w:r>
               <w:rPr>
                 <w:rStyle w:val="Strong"/>
+                <w:rFonts w:ascii="Liberation Serif" w:hAnsi="Liberation Serif" w:eastAsia="Liberation Serif" w:cs="Liberation Serif"/>
               </w:rPr>
               <w:t>Trigger:</w:t>
             </w:r>
@@ -551,15 +628,22 @@
               <w:pStyle w:val="TableContents"/>
             </w:pPr>
             <w:r>
+              <w:rPr>
+                <w:rFonts w:ascii="Liberation Serif" w:hAnsi="Liberation Serif" w:eastAsia="Liberation Serif" w:cs="Liberation Serif"/>
+              </w:rPr>
               <w:t xml:space="preserve">Sinh viên chọn chức năng </w:t>
             </w:r>
             <w:r>
               <w:rPr>
                 <w:rStyle w:val="Strong"/>
+                <w:rFonts w:ascii="Liberation Serif" w:hAnsi="Liberation Serif" w:eastAsia="Liberation Serif" w:cs="Liberation Serif"/>
               </w:rPr>
               <w:t>Đăng ký xe cá nhân</w:t>
             </w:r>
             <w:r>
+              <w:rPr>
+                <w:rFonts w:ascii="Liberation Serif" w:hAnsi="Liberation Serif" w:eastAsia="Liberation Serif" w:cs="Liberation Serif"/>
+              </w:rPr>
               <w:t xml:space="preserve"> trên ứng dụng. </w:t>
             </w:r>
           </w:p>
@@ -584,6 +668,7 @@
             <w:r>
               <w:rPr>
                 <w:rStyle w:val="Strong"/>
+                <w:rFonts w:ascii="Liberation Serif" w:hAnsi="Liberation Serif" w:eastAsia="Liberation Serif" w:cs="Liberation Serif"/>
               </w:rPr>
               <w:t>Preconditions:</w:t>
             </w:r>
@@ -606,24 +691,35 @@
               <w:pStyle w:val="TableContents"/>
             </w:pPr>
             <w:r>
+              <w:rPr>
+                <w:rFonts w:ascii="Liberation Serif" w:hAnsi="Liberation Serif" w:eastAsia="Liberation Serif" w:cs="Liberation Serif"/>
+              </w:rPr>
               <w:t xml:space="preserve">1. Sinh viên đã đăng nhập/đăng ký bằng tài khoản hợp lệ và đang hoạt động với phân quyền vai trò </w:t>
             </w:r>
             <w:r>
               <w:rPr>
                 <w:rStyle w:val="SourceText"/>
+                <w:rFonts w:ascii="Liberation Serif" w:hAnsi="Liberation Serif" w:eastAsia="Liberation Serif" w:cs="Liberation Serif"/>
               </w:rPr>
               <w:t>student</w:t>
             </w:r>
             <w:r>
+              <w:rPr>
+                <w:rFonts w:ascii="Liberation Serif" w:hAnsi="Liberation Serif" w:eastAsia="Liberation Serif" w:cs="Liberation Serif"/>
+              </w:rPr>
               <w:br/>
             </w:r>
             <w:r>
               <w:rPr>
                 <w:rStyle w:val="SourceText"/>
+                <w:rFonts w:ascii="Liberation Serif" w:hAnsi="Liberation Serif" w:eastAsia="Liberation Serif" w:cs="Liberation Serif"/>
               </w:rPr>
               <w:t>(st.session_state["current_user"]["role"] == "student")</w:t>
             </w:r>
             <w:r>
+              <w:rPr>
+                <w:rFonts w:ascii="Liberation Serif" w:hAnsi="Liberation Serif" w:eastAsia="Liberation Serif" w:cs="Liberation Serif"/>
+              </w:rPr>
               <w:t xml:space="preserve">. </w:t>
             </w:r>
           </w:p>
@@ -648,6 +744,7 @@
             <w:r>
               <w:rPr>
                 <w:rStyle w:val="Strong"/>
+                <w:rFonts w:ascii="Liberation Serif" w:hAnsi="Liberation Serif" w:eastAsia="Liberation Serif" w:cs="Liberation Serif"/>
               </w:rPr>
               <w:t>Postconditions:</w:t>
             </w:r>
@@ -670,19 +767,29 @@
               <w:pStyle w:val="TableContents"/>
             </w:pPr>
             <w:r>
+              <w:rPr>
+                <w:rFonts w:ascii="Liberation Serif" w:hAnsi="Liberation Serif" w:eastAsia="Liberation Serif" w:cs="Liberation Serif"/>
+              </w:rPr>
               <w:t>1. Hồ sơ xe được lưu, có mã định danh và được liên kết với tài khoản sinh viên.</w:t>
             </w:r>
             <w:r>
+              <w:rPr>
+                <w:rFonts w:ascii="Liberation Serif" w:hAnsi="Liberation Serif" w:eastAsia="Liberation Serif" w:cs="Liberation Serif"/>
+              </w:rPr>
               <w:br/>
               <w:t xml:space="preserve">2. Xe được ghi nhận ở trạng thái </w:t>
             </w:r>
             <w:r>
               <w:rPr>
                 <w:rStyle w:val="Strong"/>
+                <w:rFonts w:ascii="Liberation Serif" w:hAnsi="Liberation Serif" w:eastAsia="Liberation Serif" w:cs="Liberation Serif"/>
               </w:rPr>
               <w:t>Đã đăng ký</w:t>
             </w:r>
             <w:r>
+              <w:rPr>
+                <w:rFonts w:ascii="Liberation Serif" w:hAnsi="Liberation Serif" w:eastAsia="Liberation Serif" w:cs="Liberation Serif"/>
+              </w:rPr>
               <w:t xml:space="preserve"> và có thể được lựa chọn khi đặt dịch vụ. </w:t>
             </w:r>
           </w:p>
@@ -707,6 +814,7 @@
             <w:r>
               <w:rPr>
                 <w:rStyle w:val="Strong"/>
+                <w:rFonts w:ascii="Liberation Serif" w:hAnsi="Liberation Serif" w:eastAsia="Liberation Serif" w:cs="Liberation Serif"/>
               </w:rPr>
               <w:t>Normal Flow:</w:t>
             </w:r>
@@ -729,47 +837,76 @@
               <w:pStyle w:val="TableContents"/>
             </w:pPr>
             <w:r>
+              <w:rPr>
+                <w:rFonts w:ascii="Liberation Serif" w:hAnsi="Liberation Serif" w:eastAsia="Liberation Serif" w:cs="Liberation Serif"/>
+              </w:rPr>
               <w:t xml:space="preserve">1. Sinh viên mở ứng dụng di động, hệ thống xác thực phiên làm việc người dùng </w:t>
             </w:r>
             <w:r>
               <w:rPr>
                 <w:rStyle w:val="SourceText"/>
+                <w:rFonts w:ascii="Liberation Serif" w:hAnsi="Liberation Serif" w:eastAsia="Liberation Serif" w:cs="Liberation Serif"/>
               </w:rPr>
               <w:t>st.session_state["current_user"]</w:t>
             </w:r>
             <w:r>
+              <w:rPr>
+                <w:rFonts w:ascii="Liberation Serif" w:hAnsi="Liberation Serif" w:eastAsia="Liberation Serif" w:cs="Liberation Serif"/>
+              </w:rPr>
               <w:t xml:space="preserve"> qua Cổng VNU-SSO</w:t>
             </w:r>
             <w:r>
+              <w:rPr>
+                <w:rFonts w:ascii="Liberation Serif" w:hAnsi="Liberation Serif" w:eastAsia="Liberation Serif" w:cs="Liberation Serif"/>
+              </w:rPr>
               <w:br/>
               <w:t xml:space="preserve">2. Sinh viên chọn chức năng </w:t>
             </w:r>
             <w:r>
               <w:rPr>
                 <w:rStyle w:val="Strong"/>
+                <w:rFonts w:ascii="Liberation Serif" w:hAnsi="Liberation Serif" w:eastAsia="Liberation Serif" w:cs="Liberation Serif"/>
               </w:rPr>
               <w:t>Đăng ký xe cá nhân</w:t>
             </w:r>
             <w:r>
+              <w:rPr>
+                <w:rFonts w:ascii="Liberation Serif" w:hAnsi="Liberation Serif" w:eastAsia="Liberation Serif" w:cs="Liberation Serif"/>
+              </w:rPr>
               <w:t>.</w:t>
             </w:r>
             <w:r>
+              <w:rPr>
+                <w:rFonts w:ascii="Liberation Serif" w:hAnsi="Liberation Serif" w:eastAsia="Liberation Serif" w:cs="Liberation Serif"/>
+              </w:rPr>
               <w:br/>
               <w:t>3. Hệ thống hiển thị biểu mẫu đăng ký thông tin.</w:t>
             </w:r>
             <w:r>
+              <w:rPr>
+                <w:rFonts w:ascii="Liberation Serif" w:hAnsi="Liberation Serif" w:eastAsia="Liberation Serif" w:cs="Liberation Serif"/>
+              </w:rPr>
               <w:br/>
               <w:t>4. Sinh viên nhập họ tên, mã số sinh viên, biển số, loại xe, dung lượng pin và hãng/model nếu có.</w:t>
             </w:r>
             <w:r>
+              <w:rPr>
+                <w:rFonts w:ascii="Liberation Serif" w:hAnsi="Liberation Serif" w:eastAsia="Liberation Serif" w:cs="Liberation Serif"/>
+              </w:rPr>
               <w:br/>
               <w:t>5. Sinh viên xác nhận; hệ thống kiểm tra tính đầy đủ, hợp lệ của thông tin.</w:t>
             </w:r>
             <w:r>
+              <w:rPr>
+                <w:rFonts w:ascii="Liberation Serif" w:hAnsi="Liberation Serif" w:eastAsia="Liberation Serif" w:cs="Liberation Serif"/>
+              </w:rPr>
               <w:br/>
               <w:t>6. Hệ thống cấp mã xe, lưu hồ sơ và ghi nhận thời điểm đăng ký.</w:t>
             </w:r>
             <w:r>
+              <w:rPr>
+                <w:rFonts w:ascii="Liberation Serif" w:hAnsi="Liberation Serif" w:eastAsia="Liberation Serif" w:cs="Liberation Serif"/>
+              </w:rPr>
               <w:br/>
               <w:t xml:space="preserve">7. Hệ thống thông báo đăng ký thành công và hiển thị thông tin xe. </w:t>
             </w:r>
@@ -795,6 +932,7 @@
             <w:r>
               <w:rPr>
                 <w:rStyle w:val="Strong"/>
+                <w:rFonts w:ascii="Liberation Serif" w:hAnsi="Liberation Serif" w:eastAsia="Liberation Serif" w:cs="Liberation Serif"/>
               </w:rPr>
               <w:t>Alternative Flows:</w:t>
             </w:r>
@@ -819,22 +957,33 @@
             <w:r>
               <w:rPr>
                 <w:rStyle w:val="Strong"/>
+                <w:rFonts w:ascii="Liberation Serif" w:hAnsi="Liberation Serif" w:eastAsia="Liberation Serif" w:cs="Liberation Serif"/>
               </w:rPr>
               <w:t>Alternative 1 (Không khai báo hãng/model):</w:t>
             </w:r>
             <w:r>
+              <w:rPr>
+                <w:rFonts w:ascii="Liberation Serif" w:hAnsi="Liberation Serif" w:eastAsia="Liberation Serif" w:cs="Liberation Serif"/>
+              </w:rPr>
               <w:t xml:space="preserve"> Tại bước 4, sinh viên có thể bỏ qua thông tin hãng/model nếu các thông tin bắt buộc đã đầy đủ, hoặc chỉ muốn đăng kí xe để đỗ.</w:t>
             </w:r>
             <w:r>
+              <w:rPr>
+                <w:rFonts w:ascii="Liberation Serif" w:hAnsi="Liberation Serif" w:eastAsia="Liberation Serif" w:cs="Liberation Serif"/>
+              </w:rPr>
               <w:br/>
             </w:r>
             <w:r>
               <w:rPr>
                 <w:rStyle w:val="Strong"/>
+                <w:rFonts w:ascii="Liberation Serif" w:hAnsi="Liberation Serif" w:eastAsia="Liberation Serif" w:cs="Liberation Serif"/>
               </w:rPr>
               <w:t>Alternative 2 (Xe đã đăng ký trong cùng tài khoản):</w:t>
             </w:r>
             <w:r>
+              <w:rPr>
+                <w:rFonts w:ascii="Liberation Serif" w:hAnsi="Liberation Serif" w:eastAsia="Liberation Serif" w:cs="Liberation Serif"/>
+              </w:rPr>
               <w:t xml:space="preserve"> Tại bước 5, hệ thống hiển thị hồ sơ hiện có để sinh viên tiếp tục sử dụng, không tạo hồ sơ trùng. </w:t>
             </w:r>
           </w:p>
@@ -859,6 +1008,7 @@
             <w:r>
               <w:rPr>
                 <w:rStyle w:val="Strong"/>
+                <w:rFonts w:ascii="Liberation Serif" w:hAnsi="Liberation Serif" w:eastAsia="Liberation Serif" w:cs="Liberation Serif"/>
               </w:rPr>
               <w:t>Exceptions:</w:t>
             </w:r>
@@ -883,23 +1033,34 @@
             <w:r>
               <w:rPr>
                 <w:rStyle w:val="Strong"/>
+                <w:rFonts w:ascii="Liberation Serif" w:hAnsi="Liberation Serif" w:eastAsia="Liberation Serif" w:cs="Liberation Serif"/>
               </w:rPr>
               <w:t>Exception 1 (Thông tin không hợp lệ):</w:t>
             </w:r>
             <w:r>
+              <w:rPr>
+                <w:rFonts w:ascii="Liberation Serif" w:hAnsi="Liberation Serif" w:eastAsia="Liberation Serif" w:cs="Liberation Serif"/>
+              </w:rPr>
               <w:t xml:space="preserve"> Tại bước 5, hệ thống chỉ rõ ô thông tin thiếu hoặc sai và yêu cầu điều chỉnh.</w:t>
             </w:r>
             <w:r>
+              <w:rPr>
+                <w:rFonts w:ascii="Liberation Serif" w:hAnsi="Liberation Serif" w:eastAsia="Liberation Serif" w:cs="Liberation Serif"/>
+              </w:rPr>
               <w:br/>
             </w:r>
             <w:r>
               <w:rPr>
                 <w:rStyle w:val="Strong"/>
+                <w:rFonts w:ascii="Liberation Serif" w:hAnsi="Liberation Serif" w:eastAsia="Liberation Serif" w:cs="Liberation Serif"/>
               </w:rPr>
               <w:lastRenderedPageBreak/>
               <w:t>Exception 2 (Biển số thuộc tài khoản khác):</w:t>
             </w:r>
             <w:r>
+              <w:rPr>
+                <w:rFonts w:ascii="Liberation Serif" w:hAnsi="Liberation Serif" w:eastAsia="Liberation Serif" w:cs="Liberation Serif"/>
+              </w:rPr>
               <w:t xml:space="preserve"> Tại bước 6, hệ thống từ chối đăng ký, hiện thông báo và hướng dẫn sinh viên liên hệ bộ phận hỗ trợ. </w:t>
             </w:r>
           </w:p>
@@ -924,6 +1085,7 @@
             <w:r>
               <w:rPr>
                 <w:rStyle w:val="Strong"/>
+                <w:rFonts w:ascii="Liberation Serif" w:hAnsi="Liberation Serif" w:eastAsia="Liberation Serif" w:cs="Liberation Serif"/>
               </w:rPr>
               <w:lastRenderedPageBreak/>
               <w:t>Notes and Issues:</w:t>
@@ -947,15 +1109,22 @@
               <w:pStyle w:val="TableContents"/>
             </w:pPr>
             <w:r>
+              <w:rPr>
+                <w:rFonts w:ascii="Liberation Serif" w:hAnsi="Liberation Serif" w:eastAsia="Liberation Serif" w:cs="Liberation Serif"/>
+              </w:rPr>
               <w:t xml:space="preserve">Đăng ký xe không phụ thuộc vào số chỗ đỗ còn trống tại Hub. sinh viên thực hiện đặt chỗ đỗ và sạc trong </w:t>
             </w:r>
             <w:r>
               <w:rPr>
                 <w:rStyle w:val="SourceText"/>
+                <w:rFonts w:ascii="Liberation Serif" w:hAnsi="Liberation Serif" w:eastAsia="Liberation Serif" w:cs="Liberation Serif"/>
               </w:rPr>
               <w:t>UC_SS2_02</w:t>
             </w:r>
             <w:r>
+              <w:rPr>
+                <w:rFonts w:ascii="Liberation Serif" w:hAnsi="Liberation Serif" w:eastAsia="Liberation Serif" w:cs="Liberation Serif"/>
+              </w:rPr>
               <w:t xml:space="preserve">. </w:t>
             </w:r>
           </w:p>
@@ -965,19 +1134,25 @@
     <w:p>
       <w:pPr>
         <w:pStyle w:val="HorizontalLine"/>
+        <w:spacing w:line="276" w:lineRule="auto"/>
       </w:pPr>
     </w:p>
     <w:p>
       <w:pPr>
         <w:pStyle w:val="Heading2"/>
+        <w:spacing w:line="276" w:lineRule="auto"/>
       </w:pPr>
       <w:r>
+        <w:rPr>
+          <w:rFonts w:ascii="Liberation Serif" w:hAnsi="Liberation Serif" w:eastAsia="Liberation Serif" w:cs="Liberation Serif"/>
+        </w:rPr>
         <w:t>USE CASE 02: Đặt chỗ đỗ và nhu cầu sạc xe EV cá nhân</w:t>
       </w:r>
     </w:p>
     <w:p>
       <w:pPr>
         <w:pStyle w:val="BodyText"/>
+        <w:spacing w:line="276" w:lineRule="auto"/>
       </w:pPr>
     </w:p>
     <w:tbl>
@@ -1018,6 +1193,9 @@
               <w:pStyle w:val="TableHeading"/>
             </w:pPr>
             <w:r>
+              <w:rPr>
+                <w:rFonts w:ascii="Liberation Serif" w:hAnsi="Liberation Serif" w:eastAsia="Liberation Serif" w:cs="Liberation Serif"/>
+              </w:rPr>
               <w:t>Field Name</w:t>
             </w:r>
           </w:p>
@@ -1039,6 +1217,9 @@
               <w:pStyle w:val="TableHeading"/>
             </w:pPr>
             <w:r>
+              <w:rPr>
+                <w:rFonts w:ascii="Liberation Serif" w:hAnsi="Liberation Serif" w:eastAsia="Liberation Serif" w:cs="Liberation Serif"/>
+              </w:rPr>
               <w:t>Detail Content</w:t>
             </w:r>
           </w:p>
@@ -1063,6 +1244,7 @@
             <w:r>
               <w:rPr>
                 <w:rStyle w:val="Strong"/>
+                <w:rFonts w:ascii="Liberation Serif" w:hAnsi="Liberation Serif" w:eastAsia="Liberation Serif" w:cs="Liberation Serif"/>
               </w:rPr>
               <w:t>Use Case ID:</w:t>
             </w:r>
@@ -1087,10 +1269,14 @@
             <w:r>
               <w:rPr>
                 <w:rStyle w:val="SourceText"/>
+                <w:rFonts w:ascii="Liberation Serif" w:hAnsi="Liberation Serif" w:eastAsia="Liberation Serif" w:cs="Liberation Serif"/>
               </w:rPr>
               <w:t>UC_SS2_02</w:t>
             </w:r>
             <w:r>
+              <w:rPr>
+                <w:rFonts w:ascii="Liberation Serif" w:hAnsi="Liberation Serif" w:eastAsia="Liberation Serif" w:cs="Liberation Serif"/>
+              </w:rPr>
               <w:t xml:space="preserve"> </w:t>
             </w:r>
           </w:p>
@@ -1115,6 +1301,7 @@
             <w:r>
               <w:rPr>
                 <w:rStyle w:val="Strong"/>
+                <w:rFonts w:ascii="Liberation Serif" w:hAnsi="Liberation Serif" w:eastAsia="Liberation Serif" w:cs="Liberation Serif"/>
               </w:rPr>
               <w:t>Use Case Name:</w:t>
             </w:r>
@@ -1137,6 +1324,9 @@
               <w:pStyle w:val="TableContents"/>
             </w:pPr>
             <w:r>
+              <w:rPr>
+                <w:rFonts w:ascii="Liberation Serif" w:hAnsi="Liberation Serif" w:eastAsia="Liberation Serif" w:cs="Liberation Serif"/>
+              </w:rPr>
               <w:t>UC_Dat_Cho</w:t>
             </w:r>
           </w:p>
@@ -1161,6 +1351,7 @@
             <w:r>
               <w:rPr>
                 <w:rStyle w:val="Strong"/>
+                <w:rFonts w:ascii="Liberation Serif" w:hAnsi="Liberation Serif" w:eastAsia="Liberation Serif" w:cs="Liberation Serif"/>
               </w:rPr>
               <w:t>Created By:</w:t>
             </w:r>
@@ -1182,6 +1373,9 @@
               <w:pStyle w:val="TableContents"/>
             </w:pPr>
             <w:r>
+              <w:rPr>
+                <w:rFonts w:ascii="Liberation Serif" w:hAnsi="Liberation Serif" w:eastAsia="Liberation Serif" w:cs="Liberation Serif"/>
+              </w:rPr>
               <w:t>Nguyễn Anh Tài</w:t>
             </w:r>
           </w:p>
@@ -1204,6 +1398,7 @@
             <w:r>
               <w:rPr>
                 <w:rStyle w:val="Strong"/>
+                <w:rFonts w:ascii="Liberation Serif" w:hAnsi="Liberation Serif" w:eastAsia="Liberation Serif" w:cs="Liberation Serif"/>
               </w:rPr>
               <w:t>Last Updated By:</w:t>
             </w:r>
@@ -1225,6 +1420,9 @@
               <w:pStyle w:val="TableContents"/>
             </w:pPr>
             <w:r>
+              <w:rPr>
+                <w:rFonts w:ascii="Liberation Serif" w:hAnsi="Liberation Serif" w:eastAsia="Liberation Serif" w:cs="Liberation Serif"/>
+              </w:rPr>
               <w:t>Nguyễn Anh Tài</w:t>
             </w:r>
           </w:p>
@@ -1249,6 +1447,7 @@
             <w:r>
               <w:rPr>
                 <w:rStyle w:val="Strong"/>
+                <w:rFonts w:ascii="Liberation Serif" w:hAnsi="Liberation Serif" w:eastAsia="Liberation Serif" w:cs="Liberation Serif"/>
               </w:rPr>
               <w:t>Date Created:</w:t>
             </w:r>
@@ -1270,6 +1469,9 @@
               <w:pStyle w:val="TableContents"/>
             </w:pPr>
             <w:r>
+              <w:rPr>
+                <w:rFonts w:ascii="Liberation Serif" w:hAnsi="Liberation Serif" w:eastAsia="Liberation Serif" w:cs="Liberation Serif"/>
+              </w:rPr>
               <w:t>14/09/2026</w:t>
             </w:r>
           </w:p>
@@ -1292,6 +1494,7 @@
             <w:r>
               <w:rPr>
                 <w:rStyle w:val="Strong"/>
+                <w:rFonts w:ascii="Liberation Serif" w:hAnsi="Liberation Serif" w:eastAsia="Liberation Serif" w:cs="Liberation Serif"/>
               </w:rPr>
               <w:t>Date Last Updated:</w:t>
             </w:r>
@@ -1313,6 +1516,9 @@
               <w:pStyle w:val="TableContents"/>
             </w:pPr>
             <w:r>
+              <w:rPr>
+                <w:rFonts w:ascii="Liberation Serif" w:hAnsi="Liberation Serif" w:eastAsia="Liberation Serif" w:cs="Liberation Serif"/>
+              </w:rPr>
               <w:t>21/09/2026</w:t>
             </w:r>
           </w:p>
@@ -1337,6 +1543,7 @@
             <w:r>
               <w:rPr>
                 <w:rStyle w:val="Strong"/>
+                <w:rFonts w:ascii="Liberation Serif" w:hAnsi="Liberation Serif" w:eastAsia="Liberation Serif" w:cs="Liberation Serif"/>
               </w:rPr>
               <w:t>Actors:</w:t>
             </w:r>
@@ -1361,31 +1568,46 @@
             <w:r>
               <w:rPr>
                 <w:rStyle w:val="Strong"/>
+                <w:rFonts w:ascii="Liberation Serif" w:hAnsi="Liberation Serif" w:eastAsia="Liberation Serif" w:cs="Liberation Serif"/>
               </w:rPr>
               <w:t xml:space="preserve">Primary: </w:t>
             </w:r>
             <w:r>
+              <w:rPr>
+                <w:rFonts w:ascii="Liberation Serif" w:hAnsi="Liberation Serif" w:eastAsia="Liberation Serif" w:cs="Liberation Serif"/>
+              </w:rPr>
               <w:t>Sinh viên ĐHQG-HCM (Student End-User).</w:t>
             </w:r>
             <w:r>
+              <w:rPr>
+                <w:rFonts w:ascii="Liberation Serif" w:hAnsi="Liberation Serif" w:eastAsia="Liberation Serif" w:cs="Liberation Serif"/>
+              </w:rPr>
               <w:br/>
             </w:r>
             <w:r>
               <w:rPr>
                 <w:rStyle w:val="Strong"/>
+                <w:rFonts w:ascii="Liberation Serif" w:hAnsi="Liberation Serif" w:eastAsia="Liberation Serif" w:cs="Liberation Serif"/>
               </w:rPr>
               <w:t xml:space="preserve">Secondary: </w:t>
             </w:r>
             <w:r>
+              <w:rPr>
+                <w:rFonts w:ascii="Liberation Serif" w:hAnsi="Liberation Serif" w:eastAsia="Liberation Serif" w:cs="Liberation Serif"/>
+              </w:rPr>
               <w:t xml:space="preserve">Cổng xác thực VNU-SSO, Tài khoản &amp; Ví điện tử nội bộ </w:t>
             </w:r>
             <w:r>
               <w:rPr>
                 <w:rStyle w:val="SourceText"/>
+                <w:rFonts w:ascii="Liberation Serif" w:hAnsi="Liberation Serif" w:eastAsia="Liberation Serif" w:cs="Liberation Serif"/>
               </w:rPr>
               <w:t>(st.session_state["current_user"])</w:t>
             </w:r>
             <w:r>
+              <w:rPr>
+                <w:rFonts w:ascii="Liberation Serif" w:hAnsi="Liberation Serif" w:eastAsia="Liberation Serif" w:cs="Liberation Serif"/>
+              </w:rPr>
               <w:t xml:space="preserve">. </w:t>
             </w:r>
           </w:p>
@@ -1410,6 +1632,7 @@
             <w:r>
               <w:rPr>
                 <w:rStyle w:val="Strong"/>
+                <w:rFonts w:ascii="Liberation Serif" w:hAnsi="Liberation Serif" w:eastAsia="Liberation Serif" w:cs="Liberation Serif"/>
               </w:rPr>
               <w:t>Description:</w:t>
             </w:r>
@@ -1432,6 +1655,9 @@
               <w:pStyle w:val="TableContents"/>
             </w:pPr>
             <w:r>
+              <w:rPr>
+                <w:rFonts w:ascii="Liberation Serif" w:hAnsi="Liberation Serif" w:eastAsia="Liberation Serif" w:cs="Liberation Serif"/>
+              </w:rPr>
               <w:t xml:space="preserve">Sinh viên đăng nhập hệ thống qua VNU-SSO, sinh viên tra cứu biểu phí, tham khảo thời gian đặt trước vị trí đỗ và đăng ký lịch sạc theo nhu cầu. </w:t>
             </w:r>
           </w:p>
@@ -1456,6 +1682,7 @@
             <w:r>
               <w:rPr>
                 <w:rStyle w:val="Strong"/>
+                <w:rFonts w:ascii="Liberation Serif" w:hAnsi="Liberation Serif" w:eastAsia="Liberation Serif" w:cs="Liberation Serif"/>
               </w:rPr>
               <w:t>Trigger:</w:t>
             </w:r>
@@ -1478,15 +1705,22 @@
               <w:pStyle w:val="TableContents"/>
             </w:pPr>
             <w:r>
+              <w:rPr>
+                <w:rFonts w:ascii="Liberation Serif" w:hAnsi="Liberation Serif" w:eastAsia="Liberation Serif" w:cs="Liberation Serif"/>
+              </w:rPr>
               <w:t xml:space="preserve">Sinh viên chọn chức năng </w:t>
             </w:r>
             <w:r>
               <w:rPr>
                 <w:rStyle w:val="Strong"/>
+                <w:rFonts w:ascii="Liberation Serif" w:hAnsi="Liberation Serif" w:eastAsia="Liberation Serif" w:cs="Liberation Serif"/>
               </w:rPr>
               <w:t>Đặt chỗ đỗ và sạc</w:t>
             </w:r>
             <w:r>
+              <w:rPr>
+                <w:rFonts w:ascii="Liberation Serif" w:hAnsi="Liberation Serif" w:eastAsia="Liberation Serif" w:cs="Liberation Serif"/>
+              </w:rPr>
               <w:t xml:space="preserve">. </w:t>
             </w:r>
           </w:p>
@@ -1511,6 +1745,7 @@
             <w:r>
               <w:rPr>
                 <w:rStyle w:val="Strong"/>
+                <w:rFonts w:ascii="Liberation Serif" w:hAnsi="Liberation Serif" w:eastAsia="Liberation Serif" w:cs="Liberation Serif"/>
               </w:rPr>
               <w:t>Preconditions:</w:t>
             </w:r>
@@ -1533,44 +1768,68 @@
               <w:pStyle w:val="TableContents"/>
             </w:pPr>
             <w:r>
+              <w:rPr>
+                <w:rFonts w:ascii="Liberation Serif" w:hAnsi="Liberation Serif" w:eastAsia="Liberation Serif" w:cs="Liberation Serif"/>
+              </w:rPr>
               <w:t xml:space="preserve">1. Sinh viên mở ứng dụng di động, hệ thống xác thực phiên làm việc người dùng </w:t>
             </w:r>
             <w:r>
               <w:rPr>
                 <w:rStyle w:val="SourceText"/>
+                <w:rFonts w:ascii="Liberation Serif" w:hAnsi="Liberation Serif" w:eastAsia="Liberation Serif" w:cs="Liberation Serif"/>
               </w:rPr>
               <w:t>st.session_state["current_user"]</w:t>
             </w:r>
             <w:r>
+              <w:rPr>
+                <w:rFonts w:ascii="Liberation Serif" w:hAnsi="Liberation Serif" w:eastAsia="Liberation Serif" w:cs="Liberation Serif"/>
+              </w:rPr>
               <w:t xml:space="preserve"> qua Cổng VNU-SSO và tài khoản sinh viên có ít nhất một xe cá nhân đã đăng ký.</w:t>
             </w:r>
             <w:r>
+              <w:rPr>
+                <w:rFonts w:ascii="Liberation Serif" w:hAnsi="Liberation Serif" w:eastAsia="Liberation Serif" w:cs="Liberation Serif"/>
+              </w:rPr>
               <w:br/>
               <w:t xml:space="preserve">2. Hub được chọn đang hoạt động và có vị trí đỗ </w:t>
             </w:r>
             <w:r>
               <w:rPr>
                 <w:rStyle w:val="SourceText"/>
+                <w:rFonts w:ascii="Liberation Serif" w:hAnsi="Liberation Serif" w:eastAsia="Liberation Serif" w:cs="Liberation Serif"/>
               </w:rPr>
               <w:t>AVAILABLE</w:t>
             </w:r>
             <w:r>
+              <w:rPr>
+                <w:rFonts w:ascii="Liberation Serif" w:hAnsi="Liberation Serif" w:eastAsia="Liberation Serif" w:cs="Liberation Serif"/>
+              </w:rPr>
               <w:t xml:space="preserve"> phù hợp trong khoảng thời gian yêu cầu.</w:t>
             </w:r>
             <w:r>
+              <w:rPr>
+                <w:rFonts w:ascii="Liberation Serif" w:hAnsi="Liberation Serif" w:eastAsia="Liberation Serif" w:cs="Liberation Serif"/>
+              </w:rPr>
               <w:br/>
               <w:t xml:space="preserve">3. Ví nội bộ tài khoản của sinh viên có ít nhất 50,000VNĐ trong tài khoản </w:t>
             </w:r>
             <w:r>
               <w:rPr>
                 <w:rStyle w:val="SourceText"/>
+                <w:rFonts w:ascii="Liberation Serif" w:hAnsi="Liberation Serif" w:eastAsia="Liberation Serif" w:cs="Liberation Serif"/>
               </w:rPr>
               <w:t>(st.session_state["current_user"]["wallet_balance"] ≥ 50000)</w:t>
             </w:r>
             <w:r>
+              <w:rPr>
+                <w:rFonts w:ascii="Liberation Serif" w:hAnsi="Liberation Serif" w:eastAsia="Liberation Serif" w:cs="Liberation Serif"/>
+              </w:rPr>
               <w:t xml:space="preserve"> để làm cọc phí trong quá trình đặt và giữ chỗ.</w:t>
             </w:r>
             <w:r>
+              <w:rPr>
+                <w:rFonts w:ascii="Liberation Serif" w:hAnsi="Liberation Serif" w:eastAsia="Liberation Serif" w:cs="Liberation Serif"/>
+              </w:rPr>
               <w:br/>
               <w:t xml:space="preserve">3. Nếu đăng ký sạc, Hub có các loại cổng sạc tương thích và khả dụng trong khung giờ yêu cầu. </w:t>
             </w:r>
@@ -1596,6 +1855,7 @@
             <w:r>
               <w:rPr>
                 <w:rStyle w:val="Strong"/>
+                <w:rFonts w:ascii="Liberation Serif" w:hAnsi="Liberation Serif" w:eastAsia="Liberation Serif" w:cs="Liberation Serif"/>
               </w:rPr>
               <w:t>Postconditions:</w:t>
             </w:r>
@@ -1618,40 +1878,61 @@
               <w:pStyle w:val="TableContents"/>
             </w:pPr>
             <w:r>
+              <w:rPr>
+                <w:rFonts w:ascii="Liberation Serif" w:hAnsi="Liberation Serif" w:eastAsia="Liberation Serif" w:cs="Liberation Serif"/>
+              </w:rPr>
               <w:t>1. Đơn đặt dịch vụ được xác nhận, liên kết với sinh viên, xe, Hub, vị trí đỗ và thời gian sử dụng.</w:t>
             </w:r>
             <w:r>
+              <w:rPr>
+                <w:rFonts w:ascii="Liberation Serif" w:hAnsi="Liberation Serif" w:eastAsia="Liberation Serif" w:cs="Liberation Serif"/>
+              </w:rPr>
               <w:br/>
               <w:t xml:space="preserve">2. Vị trí đỗ chuyển từ </w:t>
             </w:r>
             <w:r>
               <w:rPr>
                 <w:rStyle w:val="SourceText"/>
+                <w:rFonts w:ascii="Liberation Serif" w:hAnsi="Liberation Serif" w:eastAsia="Liberation Serif" w:cs="Liberation Serif"/>
               </w:rPr>
               <w:t>AVAILABLE</w:t>
             </w:r>
             <w:r>
+              <w:rPr>
+                <w:rFonts w:ascii="Liberation Serif" w:hAnsi="Liberation Serif" w:eastAsia="Liberation Serif" w:cs="Liberation Serif"/>
+              </w:rPr>
               <w:t xml:space="preserve"> sang </w:t>
             </w:r>
             <w:r>
               <w:rPr>
                 <w:rStyle w:val="SourceText"/>
+                <w:rFonts w:ascii="Liberation Serif" w:hAnsi="Liberation Serif" w:eastAsia="Liberation Serif" w:cs="Liberation Serif"/>
               </w:rPr>
               <w:t>RESERVED</w:t>
             </w:r>
             <w:r>
-              <w:t xml:space="preserve"> đặt trong vòng 15 phút tính từ thời gian lịch bắt đầu </w:t>
+              <w:rPr>
+                <w:rFonts w:ascii="Liberation Serif" w:hAnsi="Liberation Serif" w:eastAsia="Liberation Serif" w:cs="Liberation Serif"/>
+              </w:rPr>
+              <w:t xml:space="preserve"> đặt trong vòng 30 phút tính từ thời gian lịch bắt đầu </w:t>
             </w:r>
             <w:r>
               <w:rPr>
                 <w:rStyle w:val="SourceText"/>
+                <w:rFonts w:ascii="Liberation Serif" w:hAnsi="Liberation Serif" w:eastAsia="Liberation Serif" w:cs="Liberation Serif"/>
               </w:rPr>
               <w:t>booking_start_time</w:t>
             </w:r>
             <w:r>
+              <w:rPr>
+                <w:rFonts w:ascii="Liberation Serif" w:hAnsi="Liberation Serif" w:eastAsia="Liberation Serif" w:cs="Liberation Serif"/>
+              </w:rPr>
               <w:t>.Nếu có nhu cầu sạc, yêu cầu sạc được ghi nhận và chuyển cho phân hệ lập lịch sạc để xử lý/phân bổ tài nguyên.</w:t>
             </w:r>
             <w:r>
+              <w:rPr>
+                <w:rFonts w:ascii="Liberation Serif" w:hAnsi="Liberation Serif" w:eastAsia="Liberation Serif" w:cs="Liberation Serif"/>
+              </w:rPr>
               <w:br/>
               <w:t xml:space="preserve">3. Sinh viên nhận mã đặt chỗ và các mã QR phục vụ Check-in và mở trụ sạc. </w:t>
             </w:r>
@@ -1677,6 +1958,7 @@
             <w:r>
               <w:rPr>
                 <w:rStyle w:val="Strong"/>
+                <w:rFonts w:ascii="Liberation Serif" w:hAnsi="Liberation Serif" w:eastAsia="Liberation Serif" w:cs="Liberation Serif"/>
               </w:rPr>
               <w:t>Normal Flow:</w:t>
             </w:r>
@@ -1699,72 +1981,115 @@
               <w:pStyle w:val="TableContents"/>
             </w:pPr>
             <w:r>
+              <w:rPr>
+                <w:rFonts w:ascii="Liberation Serif" w:hAnsi="Liberation Serif" w:eastAsia="Liberation Serif" w:cs="Liberation Serif"/>
+              </w:rPr>
               <w:t>1. Sinh viên chọn xe đã đăng ký để đặt dịch vụ.</w:t>
             </w:r>
             <w:r>
+              <w:rPr>
+                <w:rFonts w:ascii="Liberation Serif" w:hAnsi="Liberation Serif" w:eastAsia="Liberation Serif" w:cs="Liberation Serif"/>
+              </w:rPr>
               <w:br/>
               <w:t>2. Hệ thống hiển thị các Hub, khả năng phục vụ và biểu phí.</w:t>
             </w:r>
             <w:r>
+              <w:rPr>
+                <w:rFonts w:ascii="Liberation Serif" w:hAnsi="Liberation Serif" w:eastAsia="Liberation Serif" w:cs="Liberation Serif"/>
+              </w:rPr>
               <w:br/>
               <w:t>3. Sinh viên chọn Hub, thời gian sử dụng, vị trí đỗ và loại dịch vụ.</w:t>
             </w:r>
             <w:r>
+              <w:rPr>
+                <w:rFonts w:ascii="Liberation Serif" w:hAnsi="Liberation Serif" w:eastAsia="Liberation Serif" w:cs="Liberation Serif"/>
+              </w:rPr>
               <w:br/>
               <w:t>4. Nếu đăng ký sạc, sinh viên thêm tùy chọn sạc xe trong thời gian đỗ.</w:t>
             </w:r>
             <w:r>
+              <w:rPr>
+                <w:rFonts w:ascii="Liberation Serif" w:hAnsi="Liberation Serif" w:eastAsia="Liberation Serif" w:cs="Liberation Serif"/>
+              </w:rPr>
               <w:br/>
               <w:t xml:space="preserve">5. Hệ thống kiểm tra khả dụng và hiển thị phí đỗ </w:t>
             </w:r>
             <w:r>
               <w:rPr>
                 <w:rStyle w:val="SourceText"/>
+                <w:rFonts w:ascii="Liberation Serif" w:hAnsi="Liberation Serif" w:eastAsia="Liberation Serif" w:cs="Liberation Serif"/>
               </w:rPr>
               <w:t>[5,000VNĐ/lượt]</w:t>
             </w:r>
             <w:r>
+              <w:rPr>
+                <w:rFonts w:ascii="Liberation Serif" w:hAnsi="Liberation Serif" w:eastAsia="Liberation Serif" w:cs="Liberation Serif"/>
+              </w:rPr>
               <w:t xml:space="preserve">, phí cọc giữ chỗ </w:t>
             </w:r>
             <w:r>
               <w:rPr>
                 <w:rStyle w:val="SourceText"/>
+                <w:rFonts w:ascii="Liberation Serif" w:hAnsi="Liberation Serif" w:eastAsia="Liberation Serif" w:cs="Liberation Serif"/>
               </w:rPr>
               <w:t>[50,000VNĐ]</w:t>
             </w:r>
             <w:r>
+              <w:rPr>
+                <w:rFonts w:ascii="Liberation Serif" w:hAnsi="Liberation Serif" w:eastAsia="Liberation Serif" w:cs="Liberation Serif"/>
+              </w:rPr>
               <w:t xml:space="preserve">, phí sạc/kWh dự kiến theo biểu giá áp dụng (giờ cao điểm </w:t>
             </w:r>
             <w:r>
               <w:rPr>
                 <w:rStyle w:val="SourceText"/>
+                <w:rFonts w:ascii="Liberation Serif" w:hAnsi="Liberation Serif" w:eastAsia="Liberation Serif" w:cs="Liberation Serif"/>
               </w:rPr>
               <w:t>[7,000VNĐ/kWh]</w:t>
             </w:r>
             <w:r>
+              <w:rPr>
+                <w:rFonts w:ascii="Liberation Serif" w:hAnsi="Liberation Serif" w:eastAsia="Liberation Serif" w:cs="Liberation Serif"/>
+              </w:rPr>
               <w:t xml:space="preserve"> (16h-19h30 và 6h-9h) </w:t>
             </w:r>
             <w:r>
               <w:rPr>
                 <w:rStyle w:val="SourceText"/>
+                <w:rFonts w:ascii="Liberation Serif" w:hAnsi="Liberation Serif" w:eastAsia="Liberation Serif" w:cs="Liberation Serif"/>
               </w:rPr>
               <w:t>[3,000VNĐ/kWh]</w:t>
             </w:r>
             <w:r>
+              <w:rPr>
+                <w:rFonts w:ascii="Liberation Serif" w:hAnsi="Liberation Serif" w:eastAsia="Liberation Serif" w:cs="Liberation Serif"/>
+              </w:rPr>
               <w:t xml:space="preserve"> với giờ thấp điểm).</w:t>
             </w:r>
             <w:r>
+              <w:rPr>
+                <w:rFonts w:ascii="Liberation Serif" w:hAnsi="Liberation Serif" w:eastAsia="Liberation Serif" w:cs="Liberation Serif"/>
+              </w:rPr>
               <w:br/>
             </w:r>
             <w:r>
+              <w:rPr>
+                <w:rFonts w:ascii="Liberation Serif" w:hAnsi="Liberation Serif" w:eastAsia="Liberation Serif" w:cs="Liberation Serif"/>
+              </w:rPr>
               <w:lastRenderedPageBreak/>
               <w:t>6. Sinh viên kiểm tra lại thông tin, áp mã voucher (nếu có) và xác nhận đặt dịch vụ.</w:t>
             </w:r>
             <w:r>
+              <w:rPr>
+                <w:rFonts w:ascii="Liberation Serif" w:hAnsi="Liberation Serif" w:eastAsia="Liberation Serif" w:cs="Liberation Serif"/>
+              </w:rPr>
               <w:br/>
               <w:t>7. Hệ thống kiểm tra lại khả dụng, xác nhận đơn và cập nhật vị trí đỗ cùng cổng sạc nếu có.</w:t>
             </w:r>
             <w:r>
+              <w:rPr>
+                <w:rFonts w:ascii="Liberation Serif" w:hAnsi="Liberation Serif" w:eastAsia="Liberation Serif" w:cs="Liberation Serif"/>
+              </w:rPr>
               <w:br/>
               <w:t xml:space="preserve">8. Hệ thống thông báo thành công, hiển thị thông tin vị trí và mã QR của đơn. </w:t>
             </w:r>
@@ -1790,6 +2115,7 @@
             <w:r>
               <w:rPr>
                 <w:rStyle w:val="Strong"/>
+                <w:rFonts w:ascii="Liberation Serif" w:hAnsi="Liberation Serif" w:eastAsia="Liberation Serif" w:cs="Liberation Serif"/>
               </w:rPr>
               <w:lastRenderedPageBreak/>
               <w:t>Alternative Flows:</w:t>
@@ -1815,52 +2141,78 @@
             <w:r>
               <w:rPr>
                 <w:rStyle w:val="Strong"/>
+                <w:rFonts w:ascii="Liberation Serif" w:hAnsi="Liberation Serif" w:eastAsia="Liberation Serif" w:cs="Liberation Serif"/>
               </w:rPr>
               <w:t>Alternative 1 (Chỉ sử dụng dịch vụ đỗ xe):</w:t>
             </w:r>
             <w:r>
+              <w:rPr>
+                <w:rFonts w:ascii="Liberation Serif" w:hAnsi="Liberation Serif" w:eastAsia="Liberation Serif" w:cs="Liberation Serif"/>
+              </w:rPr>
               <w:t xml:space="preserve"> Tại bước 3, sinh viên chọn chỉ đỗ xe; hệ thống bỏ qua bước 4 và không giữ cổng sạc.</w:t>
             </w:r>
             <w:r>
+              <w:rPr>
+                <w:rFonts w:ascii="Liberation Serif" w:hAnsi="Liberation Serif" w:eastAsia="Liberation Serif" w:cs="Liberation Serif"/>
+              </w:rPr>
               <w:br/>
             </w:r>
             <w:r>
               <w:rPr>
                 <w:rStyle w:val="Strong"/>
+                <w:rFonts w:ascii="Liberation Serif" w:hAnsi="Liberation Serif" w:eastAsia="Liberation Serif" w:cs="Liberation Serif"/>
               </w:rPr>
               <w:t>Alternative 2 (Thay đổi lựa chọn):</w:t>
             </w:r>
             <w:r>
+              <w:rPr>
+                <w:rFonts w:ascii="Liberation Serif" w:hAnsi="Liberation Serif" w:eastAsia="Liberation Serif" w:cs="Liberation Serif"/>
+              </w:rPr>
               <w:t xml:space="preserve"> Tại bước 5, sinh viên có thể đổi Hub, thời gian hoặc dịch vụ; hệ thống kiểm tra và tính lại phí dự kiến.</w:t>
             </w:r>
             <w:r>
+              <w:rPr>
+                <w:rFonts w:ascii="Liberation Serif" w:hAnsi="Liberation Serif" w:eastAsia="Liberation Serif" w:cs="Liberation Serif"/>
+              </w:rPr>
               <w:br/>
             </w:r>
             <w:r>
               <w:rPr>
                 <w:rStyle w:val="Strong"/>
+                <w:rFonts w:ascii="Liberation Serif" w:hAnsi="Liberation Serif" w:eastAsia="Liberation Serif" w:cs="Liberation Serif"/>
               </w:rPr>
               <w:t>Alternative 3 (Hủy đơn trước Check-in):</w:t>
             </w:r>
             <w:r>
+              <w:rPr>
+                <w:rFonts w:ascii="Liberation Serif" w:hAnsi="Liberation Serif" w:eastAsia="Liberation Serif" w:cs="Liberation Serif"/>
+              </w:rPr>
               <w:t xml:space="preserve"> Sau bước 8, sinh viên được hủy theo chính sách áp dụng; hệ thống cập nhật đơn đã hủy và giải phóng từ </w:t>
             </w:r>
             <w:r>
               <w:rPr>
                 <w:rStyle w:val="SourceText"/>
+                <w:rFonts w:ascii="Liberation Serif" w:hAnsi="Liberation Serif" w:eastAsia="Liberation Serif" w:cs="Liberation Serif"/>
               </w:rPr>
               <w:t>RESERVED</w:t>
             </w:r>
             <w:r>
+              <w:rPr>
+                <w:rFonts w:ascii="Liberation Serif" w:hAnsi="Liberation Serif" w:eastAsia="Liberation Serif" w:cs="Liberation Serif"/>
+              </w:rPr>
               <w:t xml:space="preserve"> thành </w:t>
             </w:r>
             <w:r>
               <w:rPr>
                 <w:rStyle w:val="SourceText"/>
+                <w:rFonts w:ascii="Liberation Serif" w:hAnsi="Liberation Serif" w:eastAsia="Liberation Serif" w:cs="Liberation Serif"/>
               </w:rPr>
               <w:t>AVAILABLE</w:t>
             </w:r>
             <w:r>
+              <w:rPr>
+                <w:rFonts w:ascii="Liberation Serif" w:hAnsi="Liberation Serif" w:eastAsia="Liberation Serif" w:cs="Liberation Serif"/>
+              </w:rPr>
               <w:t xml:space="preserve">. </w:t>
             </w:r>
           </w:p>
@@ -1885,6 +2237,7 @@
             <w:r>
               <w:rPr>
                 <w:rStyle w:val="Strong"/>
+                <w:rFonts w:ascii="Liberation Serif" w:hAnsi="Liberation Serif" w:eastAsia="Liberation Serif" w:cs="Liberation Serif"/>
               </w:rPr>
               <w:t>Exceptions:</w:t>
             </w:r>
@@ -1909,61 +2262,91 @@
             <w:r>
               <w:rPr>
                 <w:rStyle w:val="Strong"/>
+                <w:rFonts w:ascii="Liberation Serif" w:hAnsi="Liberation Serif" w:eastAsia="Liberation Serif" w:cs="Liberation Serif"/>
               </w:rPr>
               <w:t>Exception 1 (Thông tin hoặc lịch đặt không hợp lệ):</w:t>
             </w:r>
             <w:r>
+              <w:rPr>
+                <w:rFonts w:ascii="Liberation Serif" w:hAnsi="Liberation Serif" w:eastAsia="Liberation Serif" w:cs="Liberation Serif"/>
+              </w:rPr>
               <w:t xml:space="preserve"> Tại bước 5 hoặc 7, thời gian không hợp lệ, lịch sạc ngoài thời gian đỗ hoặc xe có lịch sử dụng trùng nhau; hệ thống yêu cầu điều chỉnh.</w:t>
             </w:r>
             <w:r>
+              <w:rPr>
+                <w:rFonts w:ascii="Liberation Serif" w:hAnsi="Liberation Serif" w:eastAsia="Liberation Serif" w:cs="Liberation Serif"/>
+              </w:rPr>
               <w:br/>
             </w:r>
             <w:r>
               <w:rPr>
                 <w:rStyle w:val="Strong"/>
+                <w:rFonts w:ascii="Liberation Serif" w:hAnsi="Liberation Serif" w:eastAsia="Liberation Serif" w:cs="Liberation Serif"/>
               </w:rPr>
               <w:t>Exception 2 (Không còn vị trí đỗ):</w:t>
             </w:r>
             <w:r>
+              <w:rPr>
+                <w:rFonts w:ascii="Liberation Serif" w:hAnsi="Liberation Serif" w:eastAsia="Liberation Serif" w:cs="Liberation Serif"/>
+              </w:rPr>
               <w:t xml:space="preserve"> Tại bước 5 hoặc 7, hệ thống thông báo hết chỗ và đề nghị chọn Hub hoặc thời gian khác.</w:t>
             </w:r>
             <w:r>
+              <w:rPr>
+                <w:rFonts w:ascii="Liberation Serif" w:hAnsi="Liberation Serif" w:eastAsia="Liberation Serif" w:cs="Liberation Serif"/>
+              </w:rPr>
               <w:br/>
             </w:r>
             <w:r>
               <w:rPr>
                 <w:rStyle w:val="Strong"/>
+                <w:rFonts w:ascii="Liberation Serif" w:hAnsi="Liberation Serif" w:eastAsia="Liberation Serif" w:cs="Liberation Serif"/>
               </w:rPr>
               <w:t>Exception 3 (Quá thời gian cọc):</w:t>
             </w:r>
             <w:r>
-              <w:t xml:space="preserve"> Nếu sinh viên không Check-in trong vòng 15 phút kể từ </w:t>
+              <w:rPr>
+                <w:rFonts w:ascii="Liberation Serif" w:hAnsi="Liberation Serif" w:eastAsia="Liberation Serif" w:cs="Liberation Serif"/>
+              </w:rPr>
+              <w:t xml:space="preserve"> Nếu sinh viên không Check-in trong vòng 30 phút kể từ </w:t>
             </w:r>
             <w:r>
               <w:rPr>
                 <w:rStyle w:val="SourceText"/>
+                <w:rFonts w:ascii="Liberation Serif" w:hAnsi="Liberation Serif" w:eastAsia="Liberation Serif" w:cs="Liberation Serif"/>
               </w:rPr>
               <w:t>booking_start_time</w:t>
             </w:r>
             <w:r>
+              <w:rPr>
+                <w:rFonts w:ascii="Liberation Serif" w:hAnsi="Liberation Serif" w:eastAsia="Liberation Serif" w:cs="Liberation Serif"/>
+              </w:rPr>
               <w:t xml:space="preserve">, đơn hết hiệu lực và vị trí được giải phóng, hệ thống hủy trạng thái giữ chỗ cho sinh viên cập nhật trạng thái đơn là </w:t>
             </w:r>
             <w:r>
               <w:rPr>
                 <w:rStyle w:val="SourceText"/>
+                <w:rFonts w:ascii="Liberation Serif" w:hAnsi="Liberation Serif" w:eastAsia="Liberation Serif" w:cs="Liberation Serif"/>
               </w:rPr>
               <w:t>EXPIRED</w:t>
             </w:r>
             <w:r>
+              <w:rPr>
+                <w:rFonts w:ascii="Liberation Serif" w:hAnsi="Liberation Serif" w:eastAsia="Liberation Serif" w:cs="Liberation Serif"/>
+              </w:rPr>
               <w:t xml:space="preserve">, giải phóng lịch đặt hiện tại và đưa trạng thái đỗ hoặc sạc (nếu có) về </w:t>
             </w:r>
             <w:r>
               <w:rPr>
                 <w:rStyle w:val="SourceText"/>
+                <w:rFonts w:ascii="Liberation Serif" w:hAnsi="Liberation Serif" w:eastAsia="Liberation Serif" w:cs="Liberation Serif"/>
               </w:rPr>
               <w:t>AVAILABLE</w:t>
             </w:r>
             <w:r>
+              <w:rPr>
+                <w:rFonts w:ascii="Liberation Serif" w:hAnsi="Liberation Serif" w:eastAsia="Liberation Serif" w:cs="Liberation Serif"/>
+              </w:rPr>
               <w:t xml:space="preserve">. </w:t>
             </w:r>
           </w:p>
@@ -1988,6 +2371,7 @@
             <w:r>
               <w:rPr>
                 <w:rStyle w:val="Strong"/>
+                <w:rFonts w:ascii="Liberation Serif" w:hAnsi="Liberation Serif" w:eastAsia="Liberation Serif" w:cs="Liberation Serif"/>
               </w:rPr>
               <w:t>Notes and Issues:</w:t>
             </w:r>
@@ -2010,15 +2394,22 @@
               <w:pStyle w:val="TableContents"/>
             </w:pPr>
             <w:r>
+              <w:rPr>
+                <w:rFonts w:ascii="Liberation Serif" w:hAnsi="Liberation Serif" w:eastAsia="Liberation Serif" w:cs="Liberation Serif"/>
+              </w:rPr>
               <w:t xml:space="preserve">Khả dụng được xác định theo khoảng thời gian đặt. Phí hiển thị là phí dự kiến; phí thực tế được quyết định trong </w:t>
             </w:r>
             <w:r>
               <w:rPr>
                 <w:rStyle w:val="SourceText"/>
+                <w:rFonts w:ascii="Liberation Serif" w:hAnsi="Liberation Serif" w:eastAsia="Liberation Serif" w:cs="Liberation Serif"/>
               </w:rPr>
               <w:t>UC_SS2_04</w:t>
             </w:r>
             <w:r>
+              <w:rPr>
+                <w:rFonts w:ascii="Liberation Serif" w:hAnsi="Liberation Serif" w:eastAsia="Liberation Serif" w:cs="Liberation Serif"/>
+              </w:rPr>
               <w:t xml:space="preserve">. Đơn hết hạn nhận chỗ trước Check-in được giải phóng theo chính sách áp dụng. </w:t>
             </w:r>
           </w:p>
@@ -2028,19 +2419,25 @@
     <w:p>
       <w:pPr>
         <w:pStyle w:val="HorizontalLine"/>
+        <w:spacing w:line="276" w:lineRule="auto"/>
       </w:pPr>
     </w:p>
     <w:p>
       <w:pPr>
         <w:pStyle w:val="Heading2"/>
+        <w:spacing w:line="276" w:lineRule="auto"/>
       </w:pPr>
       <w:r>
+        <w:rPr>
+          <w:rFonts w:ascii="Liberation Serif" w:hAnsi="Liberation Serif" w:eastAsia="Liberation Serif" w:cs="Liberation Serif"/>
+        </w:rPr>
         <w:t>USE CASE 03: Check-in xe EV cá nhân</w:t>
       </w:r>
     </w:p>
     <w:p>
       <w:pPr>
         <w:pStyle w:val="BodyText"/>
+        <w:spacing w:line="276" w:lineRule="auto"/>
       </w:pPr>
     </w:p>
     <w:tbl>
@@ -2081,6 +2478,9 @@
               <w:pStyle w:val="TableHeading"/>
             </w:pPr>
             <w:r>
+              <w:rPr>
+                <w:rFonts w:ascii="Liberation Serif" w:hAnsi="Liberation Serif" w:eastAsia="Liberation Serif" w:cs="Liberation Serif"/>
+              </w:rPr>
               <w:t>Field Name</w:t>
             </w:r>
           </w:p>
@@ -2102,6 +2502,9 @@
               <w:pStyle w:val="TableHeading"/>
             </w:pPr>
             <w:r>
+              <w:rPr>
+                <w:rFonts w:ascii="Liberation Serif" w:hAnsi="Liberation Serif" w:eastAsia="Liberation Serif" w:cs="Liberation Serif"/>
+              </w:rPr>
               <w:t>Detail Content</w:t>
             </w:r>
           </w:p>
@@ -2126,6 +2529,7 @@
             <w:r>
               <w:rPr>
                 <w:rStyle w:val="Strong"/>
+                <w:rFonts w:ascii="Liberation Serif" w:hAnsi="Liberation Serif" w:eastAsia="Liberation Serif" w:cs="Liberation Serif"/>
               </w:rPr>
               <w:t>Use Case ID:</w:t>
             </w:r>
@@ -2150,10 +2554,14 @@
             <w:r>
               <w:rPr>
                 <w:rStyle w:val="SourceText"/>
+                <w:rFonts w:ascii="Liberation Serif" w:hAnsi="Liberation Serif" w:eastAsia="Liberation Serif" w:cs="Liberation Serif"/>
               </w:rPr>
               <w:t>UC_SS2_03</w:t>
             </w:r>
             <w:r>
+              <w:rPr>
+                <w:rFonts w:ascii="Liberation Serif" w:hAnsi="Liberation Serif" w:eastAsia="Liberation Serif" w:cs="Liberation Serif"/>
+              </w:rPr>
               <w:t xml:space="preserve"> </w:t>
             </w:r>
           </w:p>
@@ -2178,6 +2586,7 @@
             <w:r>
               <w:rPr>
                 <w:rStyle w:val="Strong"/>
+                <w:rFonts w:ascii="Liberation Serif" w:hAnsi="Liberation Serif" w:eastAsia="Liberation Serif" w:cs="Liberation Serif"/>
               </w:rPr>
               <w:t>Use Case Name:</w:t>
             </w:r>
@@ -2200,6 +2609,9 @@
               <w:pStyle w:val="TableContents"/>
             </w:pPr>
             <w:r>
+              <w:rPr>
+                <w:rFonts w:ascii="Liberation Serif" w:hAnsi="Liberation Serif" w:eastAsia="Liberation Serif" w:cs="Liberation Serif"/>
+              </w:rPr>
               <w:t>UC_Check_In</w:t>
             </w:r>
           </w:p>
@@ -2224,6 +2636,7 @@
             <w:r>
               <w:rPr>
                 <w:rStyle w:val="Strong"/>
+                <w:rFonts w:ascii="Liberation Serif" w:hAnsi="Liberation Serif" w:eastAsia="Liberation Serif" w:cs="Liberation Serif"/>
               </w:rPr>
               <w:t>Created By:</w:t>
             </w:r>
@@ -2245,6 +2658,9 @@
               <w:pStyle w:val="TableContents"/>
             </w:pPr>
             <w:r>
+              <w:rPr>
+                <w:rFonts w:ascii="Liberation Serif" w:hAnsi="Liberation Serif" w:eastAsia="Liberation Serif" w:cs="Liberation Serif"/>
+              </w:rPr>
               <w:t>Nguyễn Anh Tài</w:t>
             </w:r>
           </w:p>
@@ -2267,6 +2683,7 @@
             <w:r>
               <w:rPr>
                 <w:rStyle w:val="Strong"/>
+                <w:rFonts w:ascii="Liberation Serif" w:hAnsi="Liberation Serif" w:eastAsia="Liberation Serif" w:cs="Liberation Serif"/>
               </w:rPr>
               <w:t>Last Updated By:</w:t>
             </w:r>
@@ -2288,6 +2705,9 @@
               <w:pStyle w:val="TableContents"/>
             </w:pPr>
             <w:r>
+              <w:rPr>
+                <w:rFonts w:ascii="Liberation Serif" w:hAnsi="Liberation Serif" w:eastAsia="Liberation Serif" w:cs="Liberation Serif"/>
+              </w:rPr>
               <w:t>Nguyễn Anh Tài</w:t>
             </w:r>
           </w:p>
@@ -2312,6 +2732,7 @@
             <w:r>
               <w:rPr>
                 <w:rStyle w:val="Strong"/>
+                <w:rFonts w:ascii="Liberation Serif" w:hAnsi="Liberation Serif" w:eastAsia="Liberation Serif" w:cs="Liberation Serif"/>
               </w:rPr>
               <w:t>Date Created:</w:t>
             </w:r>
@@ -2333,6 +2754,9 @@
               <w:pStyle w:val="TableContents"/>
             </w:pPr>
             <w:r>
+              <w:rPr>
+                <w:rFonts w:ascii="Liberation Serif" w:hAnsi="Liberation Serif" w:eastAsia="Liberation Serif" w:cs="Liberation Serif"/>
+              </w:rPr>
               <w:t>14/09/2026</w:t>
             </w:r>
           </w:p>
@@ -2355,6 +2779,7 @@
             <w:r>
               <w:rPr>
                 <w:rStyle w:val="Strong"/>
+                <w:rFonts w:ascii="Liberation Serif" w:hAnsi="Liberation Serif" w:eastAsia="Liberation Serif" w:cs="Liberation Serif"/>
               </w:rPr>
               <w:t>Date Last Updated:</w:t>
             </w:r>
@@ -2376,6 +2801,9 @@
               <w:pStyle w:val="TableContents"/>
             </w:pPr>
             <w:r>
+              <w:rPr>
+                <w:rFonts w:ascii="Liberation Serif" w:hAnsi="Liberation Serif" w:eastAsia="Liberation Serif" w:cs="Liberation Serif"/>
+              </w:rPr>
               <w:t>21/09/2026</w:t>
             </w:r>
           </w:p>
@@ -2400,6 +2828,7 @@
             <w:r>
               <w:rPr>
                 <w:rStyle w:val="Strong"/>
+                <w:rFonts w:ascii="Liberation Serif" w:hAnsi="Liberation Serif" w:eastAsia="Liberation Serif" w:cs="Liberation Serif"/>
               </w:rPr>
               <w:t>Actors:</w:t>
             </w:r>
@@ -2424,22 +2853,33 @@
             <w:r>
               <w:rPr>
                 <w:rStyle w:val="Strong"/>
+                <w:rFonts w:ascii="Liberation Serif" w:hAnsi="Liberation Serif" w:eastAsia="Liberation Serif" w:cs="Liberation Serif"/>
               </w:rPr>
               <w:t xml:space="preserve">Primary: </w:t>
             </w:r>
             <w:r>
+              <w:rPr>
+                <w:rFonts w:ascii="Liberation Serif" w:hAnsi="Liberation Serif" w:eastAsia="Liberation Serif" w:cs="Liberation Serif"/>
+              </w:rPr>
               <w:t>Sinh viên ĐHQG-HCM (Student End-User).</w:t>
             </w:r>
             <w:r>
+              <w:rPr>
+                <w:rFonts w:ascii="Liberation Serif" w:hAnsi="Liberation Serif" w:eastAsia="Liberation Serif" w:cs="Liberation Serif"/>
+              </w:rPr>
               <w:br/>
             </w:r>
             <w:r>
               <w:rPr>
                 <w:rStyle w:val="Strong"/>
+                <w:rFonts w:ascii="Liberation Serif" w:hAnsi="Liberation Serif" w:eastAsia="Liberation Serif" w:cs="Liberation Serif"/>
               </w:rPr>
               <w:t xml:space="preserve">Secondary: </w:t>
             </w:r>
             <w:r>
+              <w:rPr>
+                <w:rFonts w:ascii="Liberation Serif" w:hAnsi="Liberation Serif" w:eastAsia="Liberation Serif" w:cs="Liberation Serif"/>
+              </w:rPr>
               <w:t xml:space="preserve">Khối Vận hành (Operators); Hệ thống IoT/Cảm biến vị trí barier. </w:t>
             </w:r>
           </w:p>
@@ -2464,6 +2904,7 @@
             <w:r>
               <w:rPr>
                 <w:rStyle w:val="Strong"/>
+                <w:rFonts w:ascii="Liberation Serif" w:hAnsi="Liberation Serif" w:eastAsia="Liberation Serif" w:cs="Liberation Serif"/>
               </w:rPr>
               <w:t>Description:</w:t>
             </w:r>
@@ -2486,6 +2927,9 @@
               <w:pStyle w:val="TableContents"/>
             </w:pPr>
             <w:r>
+              <w:rPr>
+                <w:rFonts w:ascii="Liberation Serif" w:hAnsi="Liberation Serif" w:eastAsia="Liberation Serif" w:cs="Liberation Serif"/>
+              </w:rPr>
               <w:t xml:space="preserve">Xác thực xe tại cổng vào, ghi nhận thời điểm đến và bắt đầu phiên đỗ tại vị trí đã đặt. </w:t>
             </w:r>
           </w:p>
@@ -2510,6 +2954,7 @@
             <w:r>
               <w:rPr>
                 <w:rStyle w:val="Strong"/>
+                <w:rFonts w:ascii="Liberation Serif" w:hAnsi="Liberation Serif" w:eastAsia="Liberation Serif" w:cs="Liberation Serif"/>
               </w:rPr>
               <w:t>Trigger:</w:t>
             </w:r>
@@ -2532,6 +2977,9 @@
               <w:pStyle w:val="TableContents"/>
             </w:pPr>
             <w:r>
+              <w:rPr>
+                <w:rFonts w:ascii="Liberation Serif" w:hAnsi="Liberation Serif" w:eastAsia="Liberation Serif" w:cs="Liberation Serif"/>
+              </w:rPr>
               <w:t xml:space="preserve">Sinh viên đưa xe đến cổng vào Hub và thực hiện xác thực. </w:t>
             </w:r>
           </w:p>
@@ -2556,6 +3004,7 @@
             <w:r>
               <w:rPr>
                 <w:rStyle w:val="Strong"/>
+                <w:rFonts w:ascii="Liberation Serif" w:hAnsi="Liberation Serif" w:eastAsia="Liberation Serif" w:cs="Liberation Serif"/>
               </w:rPr>
               <w:t>Preconditions:</w:t>
             </w:r>
@@ -2578,23 +3027,36 @@
               <w:pStyle w:val="TableContents"/>
             </w:pPr>
             <w:r>
+              <w:rPr>
+                <w:rFonts w:ascii="Liberation Serif" w:hAnsi="Liberation Serif" w:eastAsia="Liberation Serif" w:cs="Liberation Serif"/>
+              </w:rPr>
               <w:t>1. Xe đã đăng ký và có đơn đặt chỗ còn hiệu lực tại đúng Hub.</w:t>
             </w:r>
             <w:r>
+              <w:rPr>
+                <w:rFonts w:ascii="Liberation Serif" w:hAnsi="Liberation Serif" w:eastAsia="Liberation Serif" w:cs="Liberation Serif"/>
+              </w:rPr>
               <w:br/>
               <w:t>2. Sinh viên có quyền sử dụng xe và đến trong khung giờ được phép Check-in.</w:t>
             </w:r>
             <w:r>
+              <w:rPr>
+                <w:rFonts w:ascii="Liberation Serif" w:hAnsi="Liberation Serif" w:eastAsia="Liberation Serif" w:cs="Liberation Serif"/>
+              </w:rPr>
               <w:br/>
               <w:t xml:space="preserve">3. Vị trí đỗ đã được giữ cho đơn ở trạng thái </w:t>
             </w:r>
             <w:r>
               <w:rPr>
                 <w:rStyle w:val="SourceText"/>
+                <w:rFonts w:ascii="Liberation Serif" w:hAnsi="Liberation Serif" w:eastAsia="Liberation Serif" w:cs="Liberation Serif"/>
               </w:rPr>
               <w:t>RESERVED</w:t>
             </w:r>
             <w:r>
+              <w:rPr>
+                <w:rFonts w:ascii="Liberation Serif" w:hAnsi="Liberation Serif" w:eastAsia="Liberation Serif" w:cs="Liberation Serif"/>
+              </w:rPr>
               <w:t xml:space="preserve"> và có thể sử dụng. </w:t>
             </w:r>
           </w:p>
@@ -2619,6 +3081,7 @@
             <w:r>
               <w:rPr>
                 <w:rStyle w:val="Strong"/>
+                <w:rFonts w:ascii="Liberation Serif" w:hAnsi="Liberation Serif" w:eastAsia="Liberation Serif" w:cs="Liberation Serif"/>
               </w:rPr>
               <w:t>Postconditions:</w:t>
             </w:r>
@@ -2641,41 +3104,62 @@
               <w:pStyle w:val="TableContents"/>
             </w:pPr>
             <w:r>
+              <w:rPr>
+                <w:rFonts w:ascii="Liberation Serif" w:hAnsi="Liberation Serif" w:eastAsia="Liberation Serif" w:cs="Liberation Serif"/>
+              </w:rPr>
               <w:t>1. Thời điểm vào thực tế được ghi nhận và phiên đỗ bắt đầu.</w:t>
             </w:r>
             <w:r>
+              <w:rPr>
+                <w:rFonts w:ascii="Liberation Serif" w:hAnsi="Liberation Serif" w:eastAsia="Liberation Serif" w:cs="Liberation Serif"/>
+              </w:rPr>
               <w:br/>
               <w:t xml:space="preserve">2. Đơn chuyển sang </w:t>
             </w:r>
             <w:r>
               <w:rPr>
                 <w:rStyle w:val="Strong"/>
+                <w:rFonts w:ascii="Liberation Serif" w:hAnsi="Liberation Serif" w:eastAsia="Liberation Serif" w:cs="Liberation Serif"/>
               </w:rPr>
               <w:t>Đã Check-in</w:t>
             </w:r>
             <w:r>
+              <w:rPr>
+                <w:rFonts w:ascii="Liberation Serif" w:hAnsi="Liberation Serif" w:eastAsia="Liberation Serif" w:cs="Liberation Serif"/>
+              </w:rPr>
               <w:t xml:space="preserve">; vị trí đỗ chuyển từ </w:t>
             </w:r>
             <w:r>
               <w:rPr>
                 <w:rStyle w:val="SourceText"/>
+                <w:rFonts w:ascii="Liberation Serif" w:hAnsi="Liberation Serif" w:eastAsia="Liberation Serif" w:cs="Liberation Serif"/>
               </w:rPr>
               <w:t>RESERVED</w:t>
             </w:r>
             <w:r>
+              <w:rPr>
+                <w:rFonts w:ascii="Liberation Serif" w:hAnsi="Liberation Serif" w:eastAsia="Liberation Serif" w:cs="Liberation Serif"/>
+              </w:rPr>
               <w:t xml:space="preserve"> sang </w:t>
             </w:r>
             <w:r>
               <w:rPr>
                 <w:rStyle w:val="SourceText"/>
+                <w:rFonts w:ascii="Liberation Serif" w:hAnsi="Liberation Serif" w:eastAsia="Liberation Serif" w:cs="Liberation Serif"/>
               </w:rPr>
               <w:lastRenderedPageBreak/>
               <w:t>OCCUPIED</w:t>
             </w:r>
             <w:r>
+              <w:rPr>
+                <w:rFonts w:ascii="Liberation Serif" w:hAnsi="Liberation Serif" w:eastAsia="Liberation Serif" w:cs="Liberation Serif"/>
+              </w:rPr>
               <w:t>. Cổng sạc giữ trạng thái được phân bổ/RESERVED cho tới khi sinh viên xác thực tại trụ và kết nối xe thành công.</w:t>
             </w:r>
             <w:r>
+              <w:rPr>
+                <w:rFonts w:ascii="Liberation Serif" w:hAnsi="Liberation Serif" w:eastAsia="Liberation Serif" w:cs="Liberation Serif"/>
+              </w:rPr>
               <w:br/>
               <w:t xml:space="preserve">3. Xe được ghi nhận hiện diện tại Hub và sinh viên được hướng dẫn đến vị trí đã cấp. </w:t>
             </w:r>
@@ -2701,6 +3185,7 @@
             <w:r>
               <w:rPr>
                 <w:rStyle w:val="Strong"/>
+                <w:rFonts w:ascii="Liberation Serif" w:hAnsi="Liberation Serif" w:eastAsia="Liberation Serif" w:cs="Liberation Serif"/>
               </w:rPr>
               <w:lastRenderedPageBreak/>
               <w:t>Normal Flow:</w:t>
@@ -2724,47 +3209,76 @@
               <w:pStyle w:val="TableContents"/>
             </w:pPr>
             <w:r>
+              <w:rPr>
+                <w:rFonts w:ascii="Liberation Serif" w:hAnsi="Liberation Serif" w:eastAsia="Liberation Serif" w:cs="Liberation Serif"/>
+              </w:rPr>
               <w:t>1. Sinh viên quét mã QR.</w:t>
             </w:r>
             <w:r>
+              <w:rPr>
+                <w:rFonts w:ascii="Liberation Serif" w:hAnsi="Liberation Serif" w:eastAsia="Liberation Serif" w:cs="Liberation Serif"/>
+              </w:rPr>
               <w:br/>
               <w:t>2. Hệ thống đối chiếu xe, quyền sử dụng, đơn đặt chỗ, Hub và khung giờ.</w:t>
             </w:r>
             <w:r>
+              <w:rPr>
+                <w:rFonts w:ascii="Liberation Serif" w:hAnsi="Liberation Serif" w:eastAsia="Liberation Serif" w:cs="Liberation Serif"/>
+              </w:rPr>
               <w:br/>
               <w:t>3. Hệ thống xác thực thành công và mở barie cổng vào.</w:t>
             </w:r>
             <w:r>
+              <w:rPr>
+                <w:rFonts w:ascii="Liberation Serif" w:hAnsi="Liberation Serif" w:eastAsia="Liberation Serif" w:cs="Liberation Serif"/>
+              </w:rPr>
               <w:br/>
               <w:t>4. Khi xác nhận xe đã vào Hub, hệ thống ghi nhận thời điểm Check-in.</w:t>
             </w:r>
             <w:r>
+              <w:rPr>
+                <w:rFonts w:ascii="Liberation Serif" w:hAnsi="Liberation Serif" w:eastAsia="Liberation Serif" w:cs="Liberation Serif"/>
+              </w:rPr>
               <w:br/>
               <w:t xml:space="preserve">5. Hệ thống kích hoạt phiên đỗ và chuyển vị trí từ </w:t>
             </w:r>
             <w:r>
               <w:rPr>
                 <w:rStyle w:val="SourceText"/>
+                <w:rFonts w:ascii="Liberation Serif" w:hAnsi="Liberation Serif" w:eastAsia="Liberation Serif" w:cs="Liberation Serif"/>
               </w:rPr>
               <w:t>RESERVED</w:t>
             </w:r>
             <w:r>
+              <w:rPr>
+                <w:rFonts w:ascii="Liberation Serif" w:hAnsi="Liberation Serif" w:eastAsia="Liberation Serif" w:cs="Liberation Serif"/>
+              </w:rPr>
               <w:t xml:space="preserve"> sang </w:t>
             </w:r>
             <w:r>
               <w:rPr>
                 <w:rStyle w:val="SourceText"/>
+                <w:rFonts w:ascii="Liberation Serif" w:hAnsi="Liberation Serif" w:eastAsia="Liberation Serif" w:cs="Liberation Serif"/>
               </w:rPr>
               <w:t>OCCUPIED</w:t>
             </w:r>
             <w:r>
+              <w:rPr>
+                <w:rFonts w:ascii="Liberation Serif" w:hAnsi="Liberation Serif" w:eastAsia="Liberation Serif" w:cs="Liberation Serif"/>
+              </w:rPr>
               <w:t>.</w:t>
             </w:r>
             <w:r>
+              <w:rPr>
+                <w:rFonts w:ascii="Liberation Serif" w:hAnsi="Liberation Serif" w:eastAsia="Liberation Serif" w:cs="Liberation Serif"/>
+              </w:rPr>
               <w:br/>
               <w:t>6. Hệ thống thông báo Check-in thành công, hướng dẫn vị trí đỗ và lịch sạc nếu có. 7. Sinh viên tiến hành quét mã QR tại vị trí sạc để mở khóa trụ sạc và thực hiện việc cắm sạc</w:t>
             </w:r>
             <w:r>
+              <w:rPr>
+                <w:rFonts w:ascii="Liberation Serif" w:hAnsi="Liberation Serif" w:eastAsia="Liberation Serif" w:cs="Liberation Serif"/>
+              </w:rPr>
               <w:br/>
               <w:t xml:space="preserve">. </w:t>
             </w:r>
@@ -2790,6 +3304,7 @@
             <w:r>
               <w:rPr>
                 <w:rStyle w:val="Strong"/>
+                <w:rFonts w:ascii="Liberation Serif" w:hAnsi="Liberation Serif" w:eastAsia="Liberation Serif" w:cs="Liberation Serif"/>
               </w:rPr>
               <w:t>Alternative Flows:</w:t>
             </w:r>
@@ -2814,10 +3329,14 @@
             <w:r>
               <w:rPr>
                 <w:rStyle w:val="Strong"/>
+                <w:rFonts w:ascii="Liberation Serif" w:hAnsi="Liberation Serif" w:eastAsia="Liberation Serif" w:cs="Liberation Serif"/>
               </w:rPr>
               <w:t>Alternative 1 (Xác thực bằng PIN):</w:t>
             </w:r>
             <w:r>
+              <w:rPr>
+                <w:rFonts w:ascii="Liberation Serif" w:hAnsi="Liberation Serif" w:eastAsia="Liberation Serif" w:cs="Liberation Serif"/>
+              </w:rPr>
               <w:t xml:space="preserve"> Tại bước 1, nếu sinh viên không sử dụng mã QR của đơn thì có thể tiếp tục xác thực bằng cách chọn xác thực bằng mã PIN.</w:t>
             </w:r>
           </w:p>
@@ -2842,6 +3361,7 @@
             <w:r>
               <w:rPr>
                 <w:rStyle w:val="Strong"/>
+                <w:rFonts w:ascii="Liberation Serif" w:hAnsi="Liberation Serif" w:eastAsia="Liberation Serif" w:cs="Liberation Serif"/>
               </w:rPr>
               <w:t>Exceptions:</w:t>
             </w:r>
@@ -2866,34 +3386,52 @@
             <w:r>
               <w:rPr>
                 <w:rStyle w:val="Strong"/>
+                <w:rFonts w:ascii="Liberation Serif" w:hAnsi="Liberation Serif" w:eastAsia="Liberation Serif" w:cs="Liberation Serif"/>
               </w:rPr>
               <w:t>Exception 1 (Thông tin xác thực không hợp lệ):</w:t>
             </w:r>
             <w:r>
+              <w:rPr>
+                <w:rFonts w:ascii="Liberation Serif" w:hAnsi="Liberation Serif" w:eastAsia="Liberation Serif" w:cs="Liberation Serif"/>
+              </w:rPr>
               <w:t xml:space="preserve"> Tại bước 2 hoặc bước 7, QR, mã PIN không phù hợp; hệ thống từ chối mở cổng hoặc mở trụ sạc.</w:t>
             </w:r>
             <w:r>
+              <w:rPr>
+                <w:rFonts w:ascii="Liberation Serif" w:hAnsi="Liberation Serif" w:eastAsia="Liberation Serif" w:cs="Liberation Serif"/>
+              </w:rPr>
               <w:br/>
             </w:r>
             <w:r>
               <w:rPr>
                 <w:rStyle w:val="Strong"/>
+                <w:rFonts w:ascii="Liberation Serif" w:hAnsi="Liberation Serif" w:eastAsia="Liberation Serif" w:cs="Liberation Serif"/>
               </w:rPr>
               <w:t>Exception 2 (Đơn hoặc khung giờ không hợp lệ):</w:t>
             </w:r>
             <w:r>
+              <w:rPr>
+                <w:rFonts w:ascii="Liberation Serif" w:hAnsi="Liberation Serif" w:eastAsia="Liberation Serif" w:cs="Liberation Serif"/>
+              </w:rPr>
               <w:t xml:space="preserve"> Tại bước 2, đơn sai Hub hoặc ngoài khung giờ được phép; hệ thống từ chối Check-in.</w:t>
             </w:r>
             <w:r>
+              <w:rPr>
+                <w:rFonts w:ascii="Liberation Serif" w:hAnsi="Liberation Serif" w:eastAsia="Liberation Serif" w:cs="Liberation Serif"/>
+              </w:rPr>
               <w:br/>
             </w:r>
             <w:r>
               <w:rPr>
                 <w:rStyle w:val="Strong"/>
+                <w:rFonts w:ascii="Liberation Serif" w:hAnsi="Liberation Serif" w:eastAsia="Liberation Serif" w:cs="Liberation Serif"/>
               </w:rPr>
               <w:t>Exception 3 (Vị trí không thể sử dụng):</w:t>
             </w:r>
             <w:r>
+              <w:rPr>
+                <w:rFonts w:ascii="Liberation Serif" w:hAnsi="Liberation Serif" w:eastAsia="Liberation Serif" w:cs="Liberation Serif"/>
+              </w:rPr>
               <w:t xml:space="preserve"> Tại bước 2, vị trí gặp sự cố hoặc bị chiếm dụng ngoài dự kiến; hệ thống chuyển cho tổ vận hành xử lý. </w:t>
             </w:r>
           </w:p>
@@ -2918,6 +3456,7 @@
             <w:r>
               <w:rPr>
                 <w:rStyle w:val="Strong"/>
+                <w:rFonts w:ascii="Liberation Serif" w:hAnsi="Liberation Serif" w:eastAsia="Liberation Serif" w:cs="Liberation Serif"/>
               </w:rPr>
               <w:t>Notes and Issues:</w:t>
             </w:r>
@@ -2940,6 +3479,9 @@
               <w:pStyle w:val="TableContents"/>
             </w:pPr>
             <w:r>
+              <w:rPr>
+                <w:rFonts w:ascii="Liberation Serif" w:hAnsi="Liberation Serif" w:eastAsia="Liberation Serif" w:cs="Liberation Serif"/>
+              </w:rPr>
               <w:t xml:space="preserve">Check-in sử dụng vị trí đã giữ nên không yêu cầu Hub còn chỗ trống khác và không giữ thêm chỗ lần thứ hai. Phiên sạc tự động ngắt và tính vào hóa đơn khi pin đầy hoặc sinh viên lấy xe sớm hơn dự kiến, đảm bảo kết nối hợp lệ và đáp ứng điều kiện vận hành. </w:t>
             </w:r>
           </w:p>
@@ -2949,19 +3491,25 @@
     <w:p>
       <w:pPr>
         <w:pStyle w:val="HorizontalLine"/>
+        <w:spacing w:line="276" w:lineRule="auto"/>
       </w:pPr>
     </w:p>
     <w:p>
       <w:pPr>
         <w:pStyle w:val="Heading2"/>
+        <w:spacing w:line="276" w:lineRule="auto"/>
       </w:pPr>
       <w:r>
+        <w:rPr>
+          <w:rFonts w:ascii="Liberation Serif" w:hAnsi="Liberation Serif" w:eastAsia="Liberation Serif" w:cs="Liberation Serif"/>
+        </w:rPr>
         <w:t>USE CASE 04: Check-out và thanh toán dịch vụ xe EV cá nhân</w:t>
       </w:r>
     </w:p>
     <w:p>
       <w:pPr>
         <w:pStyle w:val="BodyText"/>
+        <w:spacing w:line="276" w:lineRule="auto"/>
       </w:pPr>
     </w:p>
     <w:tbl>
@@ -3002,6 +3550,9 @@
               <w:pStyle w:val="TableHeading"/>
             </w:pPr>
             <w:r>
+              <w:rPr>
+                <w:rFonts w:ascii="Liberation Serif" w:hAnsi="Liberation Serif" w:eastAsia="Liberation Serif" w:cs="Liberation Serif"/>
+              </w:rPr>
               <w:t>Field Name</w:t>
             </w:r>
           </w:p>
@@ -3023,6 +3574,9 @@
               <w:pStyle w:val="TableHeading"/>
             </w:pPr>
             <w:r>
+              <w:rPr>
+                <w:rFonts w:ascii="Liberation Serif" w:hAnsi="Liberation Serif" w:eastAsia="Liberation Serif" w:cs="Liberation Serif"/>
+              </w:rPr>
               <w:t>Detail Content</w:t>
             </w:r>
           </w:p>
@@ -3047,6 +3601,7 @@
             <w:r>
               <w:rPr>
                 <w:rStyle w:val="Strong"/>
+                <w:rFonts w:ascii="Liberation Serif" w:hAnsi="Liberation Serif" w:eastAsia="Liberation Serif" w:cs="Liberation Serif"/>
               </w:rPr>
               <w:t>Use Case ID:</w:t>
             </w:r>
@@ -3071,10 +3626,14 @@
             <w:r>
               <w:rPr>
                 <w:rStyle w:val="SourceText"/>
+                <w:rFonts w:ascii="Liberation Serif" w:hAnsi="Liberation Serif" w:eastAsia="Liberation Serif" w:cs="Liberation Serif"/>
               </w:rPr>
               <w:t>UC_SS2_04</w:t>
             </w:r>
             <w:r>
+              <w:rPr>
+                <w:rFonts w:ascii="Liberation Serif" w:hAnsi="Liberation Serif" w:eastAsia="Liberation Serif" w:cs="Liberation Serif"/>
+              </w:rPr>
               <w:t xml:space="preserve"> </w:t>
             </w:r>
           </w:p>
@@ -3099,6 +3658,7 @@
             <w:r>
               <w:rPr>
                 <w:rStyle w:val="Strong"/>
+                <w:rFonts w:ascii="Liberation Serif" w:hAnsi="Liberation Serif" w:eastAsia="Liberation Serif" w:cs="Liberation Serif"/>
               </w:rPr>
               <w:t>Use Case Name:</w:t>
             </w:r>
@@ -3121,6 +3681,9 @@
               <w:pStyle w:val="TableContents"/>
             </w:pPr>
             <w:r>
+              <w:rPr>
+                <w:rFonts w:ascii="Liberation Serif" w:hAnsi="Liberation Serif" w:eastAsia="Liberation Serif" w:cs="Liberation Serif"/>
+              </w:rPr>
               <w:t>UC_Check_Out</w:t>
             </w:r>
           </w:p>
@@ -3145,6 +3708,7 @@
             <w:r>
               <w:rPr>
                 <w:rStyle w:val="Strong"/>
+                <w:rFonts w:ascii="Liberation Serif" w:hAnsi="Liberation Serif" w:eastAsia="Liberation Serif" w:cs="Liberation Serif"/>
               </w:rPr>
               <w:t>Created By:</w:t>
             </w:r>
@@ -3166,6 +3730,9 @@
               <w:pStyle w:val="TableContents"/>
             </w:pPr>
             <w:r>
+              <w:rPr>
+                <w:rFonts w:ascii="Liberation Serif" w:hAnsi="Liberation Serif" w:eastAsia="Liberation Serif" w:cs="Liberation Serif"/>
+              </w:rPr>
               <w:t>Nguyễn Anh Tài</w:t>
             </w:r>
           </w:p>
@@ -3188,6 +3755,7 @@
             <w:r>
               <w:rPr>
                 <w:rStyle w:val="Strong"/>
+                <w:rFonts w:ascii="Liberation Serif" w:hAnsi="Liberation Serif" w:eastAsia="Liberation Serif" w:cs="Liberation Serif"/>
               </w:rPr>
               <w:t>Last Updated By:</w:t>
             </w:r>
@@ -3209,6 +3777,9 @@
               <w:pStyle w:val="TableContents"/>
             </w:pPr>
             <w:r>
+              <w:rPr>
+                <w:rFonts w:ascii="Liberation Serif" w:hAnsi="Liberation Serif" w:eastAsia="Liberation Serif" w:cs="Liberation Serif"/>
+              </w:rPr>
               <w:t>Nguyễn Anh Tài</w:t>
             </w:r>
           </w:p>
@@ -3233,6 +3804,7 @@
             <w:r>
               <w:rPr>
                 <w:rStyle w:val="Strong"/>
+                <w:rFonts w:ascii="Liberation Serif" w:hAnsi="Liberation Serif" w:eastAsia="Liberation Serif" w:cs="Liberation Serif"/>
               </w:rPr>
               <w:t>Date Created:</w:t>
             </w:r>
@@ -3254,6 +3826,9 @@
               <w:pStyle w:val="TableContents"/>
             </w:pPr>
             <w:r>
+              <w:rPr>
+                <w:rFonts w:ascii="Liberation Serif" w:hAnsi="Liberation Serif" w:eastAsia="Liberation Serif" w:cs="Liberation Serif"/>
+              </w:rPr>
               <w:t>14/09/2026</w:t>
             </w:r>
           </w:p>
@@ -3276,6 +3851,7 @@
             <w:r>
               <w:rPr>
                 <w:rStyle w:val="Strong"/>
+                <w:rFonts w:ascii="Liberation Serif" w:hAnsi="Liberation Serif" w:eastAsia="Liberation Serif" w:cs="Liberation Serif"/>
               </w:rPr>
               <w:t>Date Last Updated:</w:t>
             </w:r>
@@ -3297,6 +3873,9 @@
               <w:pStyle w:val="TableContents"/>
             </w:pPr>
             <w:r>
+              <w:rPr>
+                <w:rFonts w:ascii="Liberation Serif" w:hAnsi="Liberation Serif" w:eastAsia="Liberation Serif" w:cs="Liberation Serif"/>
+              </w:rPr>
               <w:t>21/09/2026</w:t>
             </w:r>
           </w:p>
@@ -3321,6 +3900,7 @@
             <w:r>
               <w:rPr>
                 <w:rStyle w:val="Strong"/>
+                <w:rFonts w:ascii="Liberation Serif" w:hAnsi="Liberation Serif" w:eastAsia="Liberation Serif" w:cs="Liberation Serif"/>
               </w:rPr>
               <w:t>Actors:</w:t>
             </w:r>
@@ -3345,31 +3925,46 @@
             <w:r>
               <w:rPr>
                 <w:rStyle w:val="Strong"/>
+                <w:rFonts w:ascii="Liberation Serif" w:hAnsi="Liberation Serif" w:eastAsia="Liberation Serif" w:cs="Liberation Serif"/>
               </w:rPr>
               <w:t xml:space="preserve">Primary: </w:t>
             </w:r>
             <w:r>
+              <w:rPr>
+                <w:rFonts w:ascii="Liberation Serif" w:hAnsi="Liberation Serif" w:eastAsia="Liberation Serif" w:cs="Liberation Serif"/>
+              </w:rPr>
               <w:t>Sinh viên ĐHQG-HCM (Student End-User).</w:t>
             </w:r>
             <w:r>
+              <w:rPr>
+                <w:rFonts w:ascii="Liberation Serif" w:hAnsi="Liberation Serif" w:eastAsia="Liberation Serif" w:cs="Liberation Serif"/>
+              </w:rPr>
               <w:br/>
             </w:r>
             <w:r>
               <w:rPr>
                 <w:rStyle w:val="Strong"/>
+                <w:rFonts w:ascii="Liberation Serif" w:hAnsi="Liberation Serif" w:eastAsia="Liberation Serif" w:cs="Liberation Serif"/>
               </w:rPr>
               <w:t>Secondary:</w:t>
             </w:r>
             <w:r>
+              <w:rPr>
+                <w:rFonts w:ascii="Liberation Serif" w:hAnsi="Liberation Serif" w:eastAsia="Liberation Serif" w:cs="Liberation Serif"/>
+              </w:rPr>
               <w:t xml:space="preserve"> Khối Vận Hành (Operators); Hệ thống IoT/Cảm biến vị trị cổng, Cổng xác thực VNU-SSO, Cổng thanh toán &amp; Ví điện tử nội bộ </w:t>
             </w:r>
             <w:r>
               <w:rPr>
                 <w:rStyle w:val="SourceText"/>
+                <w:rFonts w:ascii="Liberation Serif" w:hAnsi="Liberation Serif" w:eastAsia="Liberation Serif" w:cs="Liberation Serif"/>
               </w:rPr>
               <w:t>(st.session_state["current_user"]).</w:t>
             </w:r>
             <w:r>
+              <w:rPr>
+                <w:rFonts w:ascii="Liberation Serif" w:hAnsi="Liberation Serif" w:eastAsia="Liberation Serif" w:cs="Liberation Serif"/>
+              </w:rPr>
               <w:t xml:space="preserve"> </w:t>
             </w:r>
           </w:p>
@@ -3394,6 +3989,7 @@
             <w:r>
               <w:rPr>
                 <w:rStyle w:val="Strong"/>
+                <w:rFonts w:ascii="Liberation Serif" w:hAnsi="Liberation Serif" w:eastAsia="Liberation Serif" w:cs="Liberation Serif"/>
               </w:rPr>
               <w:t>Description:</w:t>
             </w:r>
@@ -3416,6 +4012,9 @@
               <w:pStyle w:val="TableContents"/>
             </w:pPr>
             <w:r>
+              <w:rPr>
+                <w:rFonts w:ascii="Liberation Serif" w:hAnsi="Liberation Serif" w:eastAsia="Liberation Serif" w:cs="Liberation Serif"/>
+              </w:rPr>
               <w:t xml:space="preserve">Tổng hợp phí đỗ và phí sạc thực tế, thực hiện thanh toán và xác nhận xe rời Hub để kết thúc phiên sử dụng. </w:t>
             </w:r>
           </w:p>
@@ -3440,6 +4039,7 @@
             <w:r>
               <w:rPr>
                 <w:rStyle w:val="Strong"/>
+                <w:rFonts w:ascii="Liberation Serif" w:hAnsi="Liberation Serif" w:eastAsia="Liberation Serif" w:cs="Liberation Serif"/>
               </w:rPr>
               <w:t>Trigger:</w:t>
             </w:r>
@@ -3462,6 +4062,9 @@
               <w:pStyle w:val="TableContents"/>
             </w:pPr>
             <w:r>
+              <w:rPr>
+                <w:rFonts w:ascii="Liberation Serif" w:hAnsi="Liberation Serif" w:eastAsia="Liberation Serif" w:cs="Liberation Serif"/>
+              </w:rPr>
               <w:t xml:space="preserve">Sinh viên yêu cầu thanh toán, Check-out hoặc xác thực tại cổng ra. </w:t>
             </w:r>
           </w:p>
@@ -3486,6 +4089,7 @@
             <w:r>
               <w:rPr>
                 <w:rStyle w:val="Strong"/>
+                <w:rFonts w:ascii="Liberation Serif" w:hAnsi="Liberation Serif" w:eastAsia="Liberation Serif" w:cs="Liberation Serif"/>
               </w:rPr>
               <w:t>Preconditions:</w:t>
             </w:r>
@@ -3508,9 +4112,15 @@
               <w:pStyle w:val="TableContents"/>
             </w:pPr>
             <w:r>
+              <w:rPr>
+                <w:rFonts w:ascii="Liberation Serif" w:hAnsi="Liberation Serif" w:eastAsia="Liberation Serif" w:cs="Liberation Serif"/>
+              </w:rPr>
               <w:t>1. Xe có phiên đỗ đang hoạt động tại Hub và đã Check-in thành công.</w:t>
             </w:r>
             <w:r>
+              <w:rPr>
+                <w:rFonts w:ascii="Liberation Serif" w:hAnsi="Liberation Serif" w:eastAsia="Liberation Serif" w:cs="Liberation Serif"/>
+              </w:rPr>
               <w:br/>
               <w:t xml:space="preserve">2. Sinh viên có quyền sử dụng xe và đang sử dụng dịch vụ đỗ/sạc. </w:t>
             </w:r>
@@ -3536,6 +4146,7 @@
             <w:r>
               <w:rPr>
                 <w:rStyle w:val="Strong"/>
+                <w:rFonts w:ascii="Liberation Serif" w:hAnsi="Liberation Serif" w:eastAsia="Liberation Serif" w:cs="Liberation Serif"/>
               </w:rPr>
               <w:t>Postconditions:</w:t>
             </w:r>
@@ -3558,25 +4169,41 @@
               <w:pStyle w:val="TableContents"/>
             </w:pPr>
             <w:r>
+              <w:rPr>
+                <w:rFonts w:ascii="Liberation Serif" w:hAnsi="Liberation Serif" w:eastAsia="Liberation Serif" w:cs="Liberation Serif"/>
+              </w:rPr>
               <w:t>1. Hóa đơn tổng hợp được thanh toán; giao dịch và thời điểm Check-out được lưu.</w:t>
             </w:r>
             <w:r>
+              <w:rPr>
+                <w:rFonts w:ascii="Liberation Serif" w:hAnsi="Liberation Serif" w:eastAsia="Liberation Serif" w:cs="Liberation Serif"/>
+              </w:rPr>
               <w:br/>
             </w:r>
             <w:r>
+              <w:rPr>
+                <w:rFonts w:ascii="Liberation Serif" w:hAnsi="Liberation Serif" w:eastAsia="Liberation Serif" w:cs="Liberation Serif"/>
+              </w:rPr>
               <w:lastRenderedPageBreak/>
               <w:t xml:space="preserve">2. Xe đã rời Hub, phiên sử dụng kết thúc và đơn chuyển sang </w:t>
             </w:r>
             <w:r>
               <w:rPr>
                 <w:rStyle w:val="Strong"/>
+                <w:rFonts w:ascii="Liberation Serif" w:hAnsi="Liberation Serif" w:eastAsia="Liberation Serif" w:cs="Liberation Serif"/>
               </w:rPr>
               <w:t>COMPLETED</w:t>
             </w:r>
             <w:r>
+              <w:rPr>
+                <w:rFonts w:ascii="Liberation Serif" w:hAnsi="Liberation Serif" w:eastAsia="Liberation Serif" w:cs="Liberation Serif"/>
+              </w:rPr>
               <w:t>.</w:t>
             </w:r>
             <w:r>
+              <w:rPr>
+                <w:rFonts w:ascii="Liberation Serif" w:hAnsi="Liberation Serif" w:eastAsia="Liberation Serif" w:cs="Liberation Serif"/>
+              </w:rPr>
               <w:br/>
               <w:t xml:space="preserve">3. Vị trí đỗ và cổng sạc được giải phóng theo điều kiện sử dụng thực tế; hồ sơ đăng ký xe được giữ nguyên. </w:t>
             </w:r>
@@ -3602,6 +4229,7 @@
             <w:r>
               <w:rPr>
                 <w:rStyle w:val="Strong"/>
+                <w:rFonts w:ascii="Liberation Serif" w:hAnsi="Liberation Serif" w:eastAsia="Liberation Serif" w:cs="Liberation Serif"/>
               </w:rPr>
               <w:lastRenderedPageBreak/>
               <w:t>Normal Flow:</w:t>
@@ -3625,33 +4253,57 @@
               <w:pStyle w:val="TableContents"/>
             </w:pPr>
             <w:r>
+              <w:rPr>
+                <w:rFonts w:ascii="Liberation Serif" w:hAnsi="Liberation Serif" w:eastAsia="Liberation Serif" w:cs="Liberation Serif"/>
+              </w:rPr>
               <w:t>1. Sinh viên yêu cầu Check-out; hệ thống xác thực và xác định phiên sử dụng.</w:t>
             </w:r>
             <w:r>
+              <w:rPr>
+                <w:rFonts w:ascii="Liberation Serif" w:hAnsi="Liberation Serif" w:eastAsia="Liberation Serif" w:cs="Liberation Serif"/>
+              </w:rPr>
               <w:br/>
               <w:t>2. Hệ thống kết thúc phiên sạc và chốt lượng điện tiêu thụ theo từng khung giá.</w:t>
             </w:r>
             <w:r>
+              <w:rPr>
+                <w:rFonts w:ascii="Liberation Serif" w:hAnsi="Liberation Serif" w:eastAsia="Liberation Serif" w:cs="Liberation Serif"/>
+              </w:rPr>
               <w:br/>
               <w:t>3. Hệ thống tính phí đỗ thực tế, phí sạc, và hiển thị một hóa đơn tổng hợp.</w:t>
             </w:r>
             <w:r>
+              <w:rPr>
+                <w:rFonts w:ascii="Liberation Serif" w:hAnsi="Liberation Serif" w:eastAsia="Liberation Serif" w:cs="Liberation Serif"/>
+              </w:rPr>
               <w:br/>
               <w:t>4. Sinh viên kiểm tra hóa đơn và xác nhận thanh toán qua ví nội bộ.</w:t>
             </w:r>
             <w:r>
+              <w:rPr>
+                <w:rFonts w:ascii="Liberation Serif" w:hAnsi="Liberation Serif" w:eastAsia="Liberation Serif" w:cs="Liberation Serif"/>
+              </w:rPr>
               <w:br/>
               <w:t>5. Ví xử lý giao dịch; hệ thống ghi nhận thanh toán thành công và lưu hóa đơn điện tử và giải phóng khoản tiền tạm giữ và thu chính xác số tiền hóa đơn thực tế.</w:t>
             </w:r>
             <w:r>
+              <w:rPr>
+                <w:rFonts w:ascii="Liberation Serif" w:hAnsi="Liberation Serif" w:eastAsia="Liberation Serif" w:cs="Liberation Serif"/>
+              </w:rPr>
               <w:br/>
               <w:t>6. Tại cổng ra, hệ thống đối chiếu xe và kiểm tra đã hoàn tất quyết toán.</w:t>
             </w:r>
             <w:r>
+              <w:rPr>
+                <w:rFonts w:ascii="Liberation Serif" w:hAnsi="Liberation Serif" w:eastAsia="Liberation Serif" w:cs="Liberation Serif"/>
+              </w:rPr>
               <w:br/>
               <w:t>7. Hệ thống mở barie; khi xác nhận xe đã rời Hub, ghi nhận Check-out và kết thúc phiên.</w:t>
             </w:r>
             <w:r>
+              <w:rPr>
+                <w:rFonts w:ascii="Liberation Serif" w:hAnsi="Liberation Serif" w:eastAsia="Liberation Serif" w:cs="Liberation Serif"/>
+              </w:rPr>
               <w:br/>
               <w:t xml:space="preserve">8. Hệ thống giải phóng phần vị trí đỗ, cổng sạc còn được giữ hoặc sử dụng bởi phiên và cung cấp hóa đơn cho sinh viên. </w:t>
             </w:r>
@@ -3677,6 +4329,7 @@
             <w:r>
               <w:rPr>
                 <w:rStyle w:val="Strong"/>
+                <w:rFonts w:ascii="Liberation Serif" w:hAnsi="Liberation Serif" w:eastAsia="Liberation Serif" w:cs="Liberation Serif"/>
               </w:rPr>
               <w:t>Alternative Flows:</w:t>
             </w:r>
@@ -3701,22 +4354,33 @@
             <w:r>
               <w:rPr>
                 <w:rStyle w:val="Strong"/>
+                <w:rFonts w:ascii="Liberation Serif" w:hAnsi="Liberation Serif" w:eastAsia="Liberation Serif" w:cs="Liberation Serif"/>
               </w:rPr>
               <w:t>Alternative 1 (Không sử dụng dịch vụ sạc):</w:t>
             </w:r>
             <w:r>
+              <w:rPr>
+                <w:rFonts w:ascii="Liberation Serif" w:hAnsi="Liberation Serif" w:eastAsia="Liberation Serif" w:cs="Liberation Serif"/>
+              </w:rPr>
               <w:t xml:space="preserve"> Tại bước 2–3, hệ thống bỏ qua xử lý sạc và chỉ tính phí đỗ.</w:t>
             </w:r>
             <w:r>
+              <w:rPr>
+                <w:rFonts w:ascii="Liberation Serif" w:hAnsi="Liberation Serif" w:eastAsia="Liberation Serif" w:cs="Liberation Serif"/>
+              </w:rPr>
               <w:br/>
             </w:r>
             <w:r>
               <w:rPr>
                 <w:rStyle w:val="Strong"/>
+                <w:rFonts w:ascii="Liberation Serif" w:hAnsi="Liberation Serif" w:eastAsia="Liberation Serif" w:cs="Liberation Serif"/>
               </w:rPr>
               <w:t>Alternative 2 (Không thanh toán bằng ví nội bộ được):</w:t>
             </w:r>
             <w:r>
+              <w:rPr>
+                <w:rFonts w:ascii="Liberation Serif" w:hAnsi="Liberation Serif" w:eastAsia="Liberation Serif" w:cs="Liberation Serif"/>
+              </w:rPr>
               <w:t xml:space="preserve"> Tại bước 4–5, nếu giao dịch bị từ chối do thiếu số dư, sinh viên có thể chuyển sang hình thức thanh toán khác. </w:t>
             </w:r>
           </w:p>
@@ -3741,6 +4405,7 @@
             <w:r>
               <w:rPr>
                 <w:rStyle w:val="Strong"/>
+                <w:rFonts w:ascii="Liberation Serif" w:hAnsi="Liberation Serif" w:eastAsia="Liberation Serif" w:cs="Liberation Serif"/>
               </w:rPr>
               <w:t>Exceptions:</w:t>
             </w:r>
@@ -3765,22 +4430,33 @@
             <w:r>
               <w:rPr>
                 <w:rStyle w:val="Strong"/>
+                <w:rFonts w:ascii="Liberation Serif" w:hAnsi="Liberation Serif" w:eastAsia="Liberation Serif" w:cs="Liberation Serif"/>
               </w:rPr>
               <w:t>Exception 1 (Thanh toán chưa đủ):</w:t>
             </w:r>
             <w:r>
+              <w:rPr>
+                <w:rFonts w:ascii="Liberation Serif" w:hAnsi="Liberation Serif" w:eastAsia="Liberation Serif" w:cs="Liberation Serif"/>
+              </w:rPr>
               <w:t xml:space="preserve"> Tại bước 6, hệ thống yêu cầu thanh toán khoản còn thiếu trước khi mở cổng.</w:t>
             </w:r>
             <w:r>
+              <w:rPr>
+                <w:rFonts w:ascii="Liberation Serif" w:hAnsi="Liberation Serif" w:eastAsia="Liberation Serif" w:cs="Liberation Serif"/>
+              </w:rPr>
               <w:br/>
             </w:r>
             <w:r>
               <w:rPr>
                 <w:rStyle w:val="Strong"/>
+                <w:rFonts w:ascii="Liberation Serif" w:hAnsi="Liberation Serif" w:eastAsia="Liberation Serif" w:cs="Liberation Serif"/>
               </w:rPr>
               <w:t>Exception 2 (Lỗi cổng hoặc chưa xác nhận xe ra):</w:t>
             </w:r>
             <w:r>
+              <w:rPr>
+                <w:rFonts w:ascii="Liberation Serif" w:hAnsi="Liberation Serif" w:eastAsia="Liberation Serif" w:cs="Liberation Serif"/>
+              </w:rPr>
               <w:t xml:space="preserve"> Tại bước 7, hệ thống chuyển cho tổ vận hành xử lí; chưa hoàn tất phiên hoặc giải phóng vị trí khi chưa xác nhận xe rời Hub. </w:t>
             </w:r>
           </w:p>
@@ -3805,6 +4481,7 @@
             <w:r>
               <w:rPr>
                 <w:rStyle w:val="Strong"/>
+                <w:rFonts w:ascii="Liberation Serif" w:hAnsi="Liberation Serif" w:eastAsia="Liberation Serif" w:cs="Liberation Serif"/>
               </w:rPr>
               <w:t>Notes and Issues:</w:t>
             </w:r>
@@ -3827,6 +4504,9 @@
               <w:pStyle w:val="TableContents"/>
             </w:pPr>
             <w:r>
+              <w:rPr>
+                <w:rFonts w:ascii="Liberation Serif" w:hAnsi="Liberation Serif" w:eastAsia="Liberation Serif" w:cs="Liberation Serif"/>
+              </w:rPr>
               <w:t xml:space="preserve">Thanh toán là một phần của luồng Check-out. Nhân viên xác nhận dựa trên kết quả giao dịch. Thời điểm chốt phí và thời hạn rời bãi sau thanh toán áp dụng theo chính sách dịch vụ. </w:t>
             </w:r>
           </w:p>
@@ -3836,15 +4516,18 @@
     <w:p>
       <w:pPr>
         <w:pStyle w:val="HorizontalLine"/>
+        <w:spacing w:line="276" w:lineRule="auto"/>
       </w:pPr>
     </w:p>
     <w:p>
       <w:pPr>
         <w:pStyle w:val="BlockQuotation"/>
+        <w:spacing w:line="276" w:lineRule="auto"/>
       </w:pPr>
       <w:r>
         <w:rPr>
           <w:i/>
+          <w:rFonts w:ascii="Liberation Serif" w:hAnsi="Liberation Serif" w:eastAsia="Liberation Serif" w:cs="Liberation Serif"/>
         </w:rPr>
         <w:t>Tài liệu được tạo bởi Nguyễn Anh Tài (TV2 — Developer/Analyst) phục vụ BTL Công nghệ Phần mềm (CO3001) — HCMUT.</w:t>
       </w:r>
@@ -3852,6 +4535,7 @@
     <w:p>
       <w:pPr>
         <w:pStyle w:val="BodyText"/>
+        <w:spacing w:line="276" w:lineRule="auto"/>
       </w:pPr>
     </w:p>
     <w:sectPr>
